--- a/Fase 2/Evidencias individuales/TEIXIDO_LORENZO_2.1_APT122_DiarioReflexionFase2.docx
+++ b/Fase 2/Evidencias individuales/TEIXIDO_LORENZO_2.1_APT122_DiarioReflexionFase2.docx
@@ -1,6 +1,6 @@
 
 <file path=word/document.xml><?xml version="1.0" encoding="utf-8"?>
-<w:document xmlns:wpc="http://schemas.microsoft.com/office/word/2010/wordprocessingCanvas" xmlns:cx="http://schemas.microsoft.com/office/drawing/2014/chartex" xmlns:mc="http://schemas.openxmlformats.org/markup-compatibility/2006" xmlns:o="urn:schemas-microsoft-com:office:office" xmlns:r="http://schemas.openxmlformats.org/officeDocument/2006/relationships" xmlns:m="http://schemas.openxmlformats.org/officeDocument/2006/math" xmlns:v="urn:schemas-microsoft-com:vml" xmlns:wp14="http://schemas.microsoft.com/office/word/2010/wordprocessingDrawing" xmlns:wp="http://schemas.openxmlformats.org/drawingml/2006/wordprocessingDrawing" xmlns:w10="urn:schemas-microsoft-com:office:word" xmlns:w="http://schemas.openxmlformats.org/wordprocessingml/2006/main" xmlns:w14="http://schemas.microsoft.com/office/word/2010/wordml" xmlns:w15="http://schemas.microsoft.com/office/word/2012/wordml" xmlns:w16se="http://schemas.microsoft.com/office/word/2015/wordml/symex" xmlns:wpg="http://schemas.microsoft.com/office/word/2010/wordprocessingGroup" xmlns:wpi="http://schemas.microsoft.com/office/word/2010/wordprocessingInk" xmlns:wne="http://schemas.microsoft.com/office/word/2006/wordml" xmlns:wps="http://schemas.microsoft.com/office/word/2010/wordprocessingShape" mc:Ignorable="w14 w15 w16se wp14">
+<w:document xmlns:wpc="http://schemas.microsoft.com/office/word/2010/wordprocessingCanvas" xmlns:cx="http://schemas.microsoft.com/office/drawing/2014/chartex" xmlns:cx1="http://schemas.microsoft.com/office/drawing/2015/9/8/chartex" xmlns:cx2="http://schemas.microsoft.com/office/drawing/2015/10/21/chartex" xmlns:cx3="http://schemas.microsoft.com/office/drawing/2016/5/9/chartex" xmlns:cx4="http://schemas.microsoft.com/office/drawing/2016/5/10/chartex" xmlns:cx5="http://schemas.microsoft.com/office/drawing/2016/5/11/chartex" xmlns:cx6="http://schemas.microsoft.com/office/drawing/2016/5/12/chartex" xmlns:cx7="http://schemas.microsoft.com/office/drawing/2016/5/13/chartex" xmlns:cx8="http://schemas.microsoft.com/office/drawing/2016/5/14/chartex" xmlns:mc="http://schemas.openxmlformats.org/markup-compatibility/2006" xmlns:aink="http://schemas.microsoft.com/office/drawing/2016/ink" xmlns:am3d="http://schemas.microsoft.com/office/drawing/2017/model3d" xmlns:o="urn:schemas-microsoft-com:office:office" xmlns:oel="http://schemas.microsoft.com/office/2019/extlst" xmlns:r="http://schemas.openxmlformats.org/officeDocument/2006/relationships" xmlns:m="http://schemas.openxmlformats.org/officeDocument/2006/math" xmlns:v="urn:schemas-microsoft-com:vml" xmlns:wp14="http://schemas.microsoft.com/office/word/2010/wordprocessingDrawing" xmlns:wp="http://schemas.openxmlformats.org/drawingml/2006/wordprocessingDrawing" xmlns:w10="urn:schemas-microsoft-com:office:word" xmlns:w="http://schemas.openxmlformats.org/wordprocessingml/2006/main" xmlns:w14="http://schemas.microsoft.com/office/word/2010/wordml" xmlns:w15="http://schemas.microsoft.com/office/word/2012/wordml" xmlns:w16cex="http://schemas.microsoft.com/office/word/2018/wordml/cex" xmlns:w16cid="http://schemas.microsoft.com/office/word/2016/wordml/cid" xmlns:w16="http://schemas.microsoft.com/office/word/2018/wordml" xmlns:w16du="http://schemas.microsoft.com/office/word/2023/wordml/word16du" xmlns:w16sdtdh="http://schemas.microsoft.com/office/word/2020/wordml/sdtdatahash" xmlns:w16sdtfl="http://schemas.microsoft.com/office/word/2024/wordml/sdtformatlock" xmlns:w16se="http://schemas.microsoft.com/office/word/2015/wordml/symex" xmlns:wpg="http://schemas.microsoft.com/office/word/2010/wordprocessingGroup" xmlns:wpi="http://schemas.microsoft.com/office/word/2010/wordprocessingInk" xmlns:wne="http://schemas.microsoft.com/office/word/2006/wordml" xmlns:wps="http://schemas.microsoft.com/office/word/2010/wordprocessingShape" mc:Ignorable="w14 w15 w16se w16cid w16 w16cex w16sdtdh w16sdtfl w16du wp14">
   <w:body>
     <w:p/>
     <w:tbl>
@@ -286,7 +286,25 @@
                 <w:sz w:val="24"/>
                 <w:szCs w:val="24"/>
               </w:rPr>
-              <w:t>1. Mira tu carta Gantt y reflexiona sobre los avances de tu Proyecto APT</w:t>
+              <w:t xml:space="preserve">1. Mira </w:t>
+            </w:r>
+            <w:proofErr w:type="spellStart"/>
+            <w:r>
+              <w:rPr>
+                <w:rFonts w:eastAsiaTheme="majorEastAsia"/>
+                <w:sz w:val="24"/>
+                <w:szCs w:val="24"/>
+              </w:rPr>
+              <w:t>tu</w:t>
+            </w:r>
+            <w:proofErr w:type="spellEnd"/>
+            <w:r>
+              <w:rPr>
+                <w:rFonts w:eastAsiaTheme="majorEastAsia"/>
+                <w:sz w:val="24"/>
+                <w:szCs w:val="24"/>
+              </w:rPr>
+              <w:t xml:space="preserve"> carta Gantt y reflexiona sobre los avances de tu Proyecto APT</w:t>
             </w:r>
           </w:p>
         </w:tc>
@@ -341,6 +359,24 @@
                 <w:color w:val="1F4E79" w:themeColor="accent1" w:themeShade="80"/>
               </w:rPr>
             </w:pPr>
+            <w:r>
+              <w:rPr>
+                <w:rFonts w:ascii="Calibri" w:hAnsi="Calibri"/>
+                <w:b/>
+                <w:bCs/>
+                <w:color w:val="1F4E79" w:themeColor="accent1" w:themeShade="80"/>
+              </w:rPr>
+              <w:t>Sí, he podido cumplir todas las actividades asignadas a mí,</w:t>
+            </w:r>
+            <w:r>
+              <w:rPr>
+                <w:rFonts w:ascii="Calibri" w:hAnsi="Calibri"/>
+                <w:b/>
+                <w:bCs/>
+                <w:color w:val="1F4E79" w:themeColor="accent1" w:themeShade="80"/>
+              </w:rPr>
+              <w:t xml:space="preserve"> se ha visto facilitado principalmente por mi responsabilidad, organización y confianza en mis capacidades para desarrollar las tareas. Además, mantener una buena planificación me ha permitido avanzar de manera ordenada y realizar las actividades sin mayores inconvenientes. Hasta el momento, no he enfrentado dificultades significativas que hayan afectado el cumplimiento de mi plan de trabajo.</w:t>
+            </w:r>
           </w:p>
           <w:p>
             <w:pPr>
@@ -477,6 +513,26 @@
                 <w:color w:val="1F4E79" w:themeColor="accent1" w:themeShade="80"/>
               </w:rPr>
             </w:pPr>
+            <w:r>
+              <w:rPr>
+                <w:rFonts w:ascii="Calibri" w:hAnsi="Calibri"/>
+                <w:b/>
+                <w:bCs/>
+                <w:color w:val="1F4E79" w:themeColor="accent1" w:themeShade="80"/>
+              </w:rPr>
+              <w:t>Hasta el momento, no he enfrentado dificultades significativas que hayan afectado el desarrollo de mi Proyecto APT. Sin embargo, en caso de que surjan inconvenientes, planeo abordarlos mediante una buena organización, revisando las tareas pendientes y priorizando aquellas que puedan afectar el cumplimiento de los plazos</w:t>
+            </w:r>
+          </w:p>
+          <w:p>
+            <w:pPr>
+              <w:jc w:val="both"/>
+              <w:rPr>
+                <w:rFonts w:ascii="Calibri" w:hAnsi="Calibri"/>
+                <w:b/>
+                <w:bCs/>
+                <w:color w:val="1F4E79" w:themeColor="accent1" w:themeShade="80"/>
+              </w:rPr>
+            </w:pPr>
           </w:p>
           <w:p>
             <w:pPr>
@@ -685,7 +741,6 @@
                 <w:sz w:val="24"/>
                 <w:szCs w:val="24"/>
               </w:rPr>
-              <w:lastRenderedPageBreak/>
               <w:t>¿Cómo evalúas tu</w:t>
             </w:r>
             <w:r>
@@ -731,6 +786,26 @@
                 <w:color w:val="1F4E79" w:themeColor="accent1" w:themeShade="80"/>
               </w:rPr>
             </w:pPr>
+          </w:p>
+          <w:p>
+            <w:pPr>
+              <w:jc w:val="both"/>
+              <w:rPr>
+                <w:rFonts w:ascii="Calibri" w:hAnsi="Calibri"/>
+                <w:b/>
+                <w:bCs/>
+                <w:color w:val="1F4E79" w:themeColor="accent1" w:themeShade="80"/>
+              </w:rPr>
+            </w:pPr>
+            <w:r>
+              <w:rPr>
+                <w:rFonts w:ascii="Calibri" w:hAnsi="Calibri"/>
+                <w:b/>
+                <w:bCs/>
+                <w:color w:val="1F4E79" w:themeColor="accent1" w:themeShade="80"/>
+              </w:rPr>
+              <w:t>Evalúo mi trabajo de manera muy positiva, ya que he cumplido con las actividades asignadas dentro de los plazos establecidos. Destaco mi responsabilidad, compromiso y confianza en mis capacidades para desarrollar las tareas de manera autónoma y eficiente. Considero que mi desempeño ha sido excelente y que, hasta el momento, no identifico aspectos importantes que deba mejorar, ya que me siento satisfecho con la calidad de mi trabajo y los resultados obtenidos.</w:t>
+            </w:r>
           </w:p>
           <w:p>
             <w:pPr>
@@ -868,6 +943,26 @@
                 <w:color w:val="1F4E79" w:themeColor="accent1" w:themeShade="80"/>
               </w:rPr>
             </w:pPr>
+            <w:r>
+              <w:rPr>
+                <w:rFonts w:ascii="Calibri" w:hAnsi="Calibri"/>
+                <w:b/>
+                <w:bCs/>
+                <w:color w:val="1F4E79" w:themeColor="accent1" w:themeShade="80"/>
+              </w:rPr>
+              <w:t>Por el momento, no tengo inquietudes importantes sobre cómo proceder, ya que tengo claridad respecto a las actividades que debo realizar y cómo continuar con el desarrollo de mi Proyecto APT. De todas formas, me gustaría consultar a mi docente si existe alguna recomendación adicional para asegurar que el proyecto cumpla con las expectativas y los requisitos establecidos.</w:t>
+            </w:r>
+          </w:p>
+          <w:p>
+            <w:pPr>
+              <w:jc w:val="both"/>
+              <w:rPr>
+                <w:rFonts w:ascii="Calibri" w:hAnsi="Calibri"/>
+                <w:b/>
+                <w:bCs/>
+                <w:color w:val="1F4E79" w:themeColor="accent1" w:themeShade="80"/>
+              </w:rPr>
+            </w:pPr>
           </w:p>
           <w:p>
             <w:pPr>
@@ -1022,11 +1117,20 @@
               <w:jc w:val="both"/>
               <w:rPr>
                 <w:rFonts w:eastAsiaTheme="majorEastAsia"/>
-                <w:color w:val="767171" w:themeColor="background2" w:themeShade="80"/>
+                <w:color w:val="1F4E79" w:themeColor="accent1" w:themeShade="80"/>
                 <w:sz w:val="24"/>
                 <w:szCs w:val="24"/>
               </w:rPr>
             </w:pPr>
+            <w:r>
+              <w:rPr>
+                <w:rFonts w:eastAsiaTheme="majorEastAsia"/>
+                <w:color w:val="1F4E79" w:themeColor="accent1" w:themeShade="80"/>
+                <w:sz w:val="24"/>
+                <w:szCs w:val="24"/>
+              </w:rPr>
+              <w:t>Considero que, por el momento, no es necesario redistribuir las actividades entre los miembros del grupo, ya que cada integrante ha podido cumplir con las tareas que tiene asignadas. Tampoco considero necesario incorporar nuevas actividades en esta etapa, aunque estamos abiertos a realizar ajustes si surgen nuevas necesidades durante el desarrollo del Proyecto APT.</w:t>
+            </w:r>
           </w:p>
           <w:p>
             <w:pPr>
@@ -1139,10 +1243,18 @@
                 <w:sz w:val="24"/>
                 <w:szCs w:val="24"/>
               </w:rPr>
-              <w:t>. APT  grupal</w:t>
+              <w:t xml:space="preserve">. </w:t>
             </w:r>
-            <w:bookmarkStart w:id="0" w:name="_GoBack"/>
-            <w:bookmarkEnd w:id="0"/>
+            <w:proofErr w:type="gramStart"/>
+            <w:r>
+              <w:rPr>
+                <w:rFonts w:eastAsiaTheme="majorEastAsia"/>
+                <w:sz w:val="24"/>
+                <w:szCs w:val="24"/>
+              </w:rPr>
+              <w:t>APT  grupal</w:t>
+            </w:r>
+            <w:proofErr w:type="gramEnd"/>
           </w:p>
         </w:tc>
       </w:tr>
@@ -1185,6 +1297,26 @@
                 <w:szCs w:val="24"/>
               </w:rPr>
             </w:pPr>
+          </w:p>
+          <w:p>
+            <w:pPr>
+              <w:jc w:val="both"/>
+              <w:rPr>
+                <w:rFonts w:eastAsiaTheme="majorEastAsia"/>
+                <w:color w:val="1F4E79" w:themeColor="accent1" w:themeShade="80"/>
+                <w:sz w:val="24"/>
+                <w:szCs w:val="24"/>
+              </w:rPr>
+            </w:pPr>
+            <w:r>
+              <w:rPr>
+                <w:rFonts w:eastAsiaTheme="majorEastAsia"/>
+                <w:color w:val="1F4E79" w:themeColor="accent1" w:themeShade="80"/>
+                <w:sz w:val="24"/>
+                <w:szCs w:val="24"/>
+              </w:rPr>
+              <w:t>Evalúo el trabajo en grupo de manera positiva en general, destacando el compromiso y la responsabilidad de los integrantes que han cumplido con sus tareas y han contribuido al avance del Proyecto APT. Sin embargo, considero que uno de los aspectos que debemos mejorar es la participación de uno de los miembros del equipo, ya que he percibido falta de motivación al momento de trabajar y que su desempeño no siempre cumple con las expectativas del grupo. Creo que sería importante mejorar la comunicación, fomentar una mayor participación y procurar que todos los integrantes asuman sus responsabilidades de manera equitativa para lograr un mejor trabajo en equipo.</w:t>
+            </w:r>
           </w:p>
           <w:p>
             <w:pPr>
@@ -1272,7 +1404,7 @@
 </file>
 
 <file path=word/endnotes.xml><?xml version="1.0" encoding="utf-8"?>
-<w:endnotes xmlns:wpc="http://schemas.microsoft.com/office/word/2010/wordprocessingCanvas" xmlns:cx="http://schemas.microsoft.com/office/drawing/2014/chartex" xmlns:mc="http://schemas.openxmlformats.org/markup-compatibility/2006" xmlns:o="urn:schemas-microsoft-com:office:office" xmlns:r="http://schemas.openxmlformats.org/officeDocument/2006/relationships" xmlns:m="http://schemas.openxmlformats.org/officeDocument/2006/math" xmlns:v="urn:schemas-microsoft-com:vml" xmlns:wp14="http://schemas.microsoft.com/office/word/2010/wordprocessingDrawing" xmlns:wp="http://schemas.openxmlformats.org/drawingml/2006/wordprocessingDrawing" xmlns:w10="urn:schemas-microsoft-com:office:word" xmlns:w="http://schemas.openxmlformats.org/wordprocessingml/2006/main" xmlns:w14="http://schemas.microsoft.com/office/word/2010/wordml" xmlns:w15="http://schemas.microsoft.com/office/word/2012/wordml" xmlns:w16se="http://schemas.microsoft.com/office/word/2015/wordml/symex" xmlns:wpg="http://schemas.microsoft.com/office/word/2010/wordprocessingGroup" xmlns:wpi="http://schemas.microsoft.com/office/word/2010/wordprocessingInk" xmlns:wne="http://schemas.microsoft.com/office/word/2006/wordml" xmlns:wps="http://schemas.microsoft.com/office/word/2010/wordprocessingShape" mc:Ignorable="w14 w15 w16se wp14">
+<w:endnotes xmlns:wpc="http://schemas.microsoft.com/office/word/2010/wordprocessingCanvas" xmlns:cx="http://schemas.microsoft.com/office/drawing/2014/chartex" xmlns:cx1="http://schemas.microsoft.com/office/drawing/2015/9/8/chartex" xmlns:cx2="http://schemas.microsoft.com/office/drawing/2015/10/21/chartex" xmlns:cx3="http://schemas.microsoft.com/office/drawing/2016/5/9/chartex" xmlns:cx4="http://schemas.microsoft.com/office/drawing/2016/5/10/chartex" xmlns:cx5="http://schemas.microsoft.com/office/drawing/2016/5/11/chartex" xmlns:cx6="http://schemas.microsoft.com/office/drawing/2016/5/12/chartex" xmlns:cx7="http://schemas.microsoft.com/office/drawing/2016/5/13/chartex" xmlns:cx8="http://schemas.microsoft.com/office/drawing/2016/5/14/chartex" xmlns:mc="http://schemas.openxmlformats.org/markup-compatibility/2006" xmlns:aink="http://schemas.microsoft.com/office/drawing/2016/ink" xmlns:am3d="http://schemas.microsoft.com/office/drawing/2017/model3d" xmlns:o="urn:schemas-microsoft-com:office:office" xmlns:oel="http://schemas.microsoft.com/office/2019/extlst" xmlns:r="http://schemas.openxmlformats.org/officeDocument/2006/relationships" xmlns:m="http://schemas.openxmlformats.org/officeDocument/2006/math" xmlns:v="urn:schemas-microsoft-com:vml" xmlns:wp14="http://schemas.microsoft.com/office/word/2010/wordprocessingDrawing" xmlns:wp="http://schemas.openxmlformats.org/drawingml/2006/wordprocessingDrawing" xmlns:w10="urn:schemas-microsoft-com:office:word" xmlns:w="http://schemas.openxmlformats.org/wordprocessingml/2006/main" xmlns:w14="http://schemas.microsoft.com/office/word/2010/wordml" xmlns:w15="http://schemas.microsoft.com/office/word/2012/wordml" xmlns:w16cex="http://schemas.microsoft.com/office/word/2018/wordml/cex" xmlns:w16cid="http://schemas.microsoft.com/office/word/2016/wordml/cid" xmlns:w16="http://schemas.microsoft.com/office/word/2018/wordml" xmlns:w16du="http://schemas.microsoft.com/office/word/2023/wordml/word16du" xmlns:w16sdtdh="http://schemas.microsoft.com/office/word/2020/wordml/sdtdatahash" xmlns:w16sdtfl="http://schemas.microsoft.com/office/word/2024/wordml/sdtformatlock" xmlns:w16se="http://schemas.microsoft.com/office/word/2015/wordml/symex" xmlns:wpg="http://schemas.microsoft.com/office/word/2010/wordprocessingGroup" xmlns:wpi="http://schemas.microsoft.com/office/word/2010/wordprocessingInk" xmlns:wne="http://schemas.microsoft.com/office/word/2006/wordml" xmlns:wps="http://schemas.microsoft.com/office/word/2010/wordprocessingShape" mc:Ignorable="w14 w15 w16se w16cid w16 w16cex w16sdtdh w16sdtfl w16du wp14">
   <w:endnote w:type="separator" w:id="-1">
     <w:p>
       <w:pPr>
@@ -1297,7 +1429,7 @@
 </file>
 
 <file path=word/footer1.xml><?xml version="1.0" encoding="utf-8"?>
-<w:ftr xmlns:wpc="http://schemas.microsoft.com/office/word/2010/wordprocessingCanvas" xmlns:cx="http://schemas.microsoft.com/office/drawing/2014/chartex" xmlns:mc="http://schemas.openxmlformats.org/markup-compatibility/2006" xmlns:o="urn:schemas-microsoft-com:office:office" xmlns:r="http://schemas.openxmlformats.org/officeDocument/2006/relationships" xmlns:m="http://schemas.openxmlformats.org/officeDocument/2006/math" xmlns:v="urn:schemas-microsoft-com:vml" xmlns:wp14="http://schemas.microsoft.com/office/word/2010/wordprocessingDrawing" xmlns:wp="http://schemas.openxmlformats.org/drawingml/2006/wordprocessingDrawing" xmlns:w10="urn:schemas-microsoft-com:office:word" xmlns:w="http://schemas.openxmlformats.org/wordprocessingml/2006/main" xmlns:w14="http://schemas.microsoft.com/office/word/2010/wordml" xmlns:w15="http://schemas.microsoft.com/office/word/2012/wordml" xmlns:w16se="http://schemas.microsoft.com/office/word/2015/wordml/symex" xmlns:wpg="http://schemas.microsoft.com/office/word/2010/wordprocessingGroup" xmlns:wpi="http://schemas.microsoft.com/office/word/2010/wordprocessingInk" xmlns:wne="http://schemas.microsoft.com/office/word/2006/wordml" xmlns:wps="http://schemas.microsoft.com/office/word/2010/wordprocessingShape" mc:Ignorable="w14 w15 w16se wp14">
+<w:ftr xmlns:wpc="http://schemas.microsoft.com/office/word/2010/wordprocessingCanvas" xmlns:cx="http://schemas.microsoft.com/office/drawing/2014/chartex" xmlns:cx1="http://schemas.microsoft.com/office/drawing/2015/9/8/chartex" xmlns:cx2="http://schemas.microsoft.com/office/drawing/2015/10/21/chartex" xmlns:cx3="http://schemas.microsoft.com/office/drawing/2016/5/9/chartex" xmlns:cx4="http://schemas.microsoft.com/office/drawing/2016/5/10/chartex" xmlns:cx5="http://schemas.microsoft.com/office/drawing/2016/5/11/chartex" xmlns:cx6="http://schemas.microsoft.com/office/drawing/2016/5/12/chartex" xmlns:cx7="http://schemas.microsoft.com/office/drawing/2016/5/13/chartex" xmlns:cx8="http://schemas.microsoft.com/office/drawing/2016/5/14/chartex" xmlns:mc="http://schemas.openxmlformats.org/markup-compatibility/2006" xmlns:aink="http://schemas.microsoft.com/office/drawing/2016/ink" xmlns:am3d="http://schemas.microsoft.com/office/drawing/2017/model3d" xmlns:o="urn:schemas-microsoft-com:office:office" xmlns:oel="http://schemas.microsoft.com/office/2019/extlst" xmlns:r="http://schemas.openxmlformats.org/officeDocument/2006/relationships" xmlns:m="http://schemas.openxmlformats.org/officeDocument/2006/math" xmlns:v="urn:schemas-microsoft-com:vml" xmlns:wp14="http://schemas.microsoft.com/office/word/2010/wordprocessingDrawing" xmlns:wp="http://schemas.openxmlformats.org/drawingml/2006/wordprocessingDrawing" xmlns:w10="urn:schemas-microsoft-com:office:word" xmlns:w="http://schemas.openxmlformats.org/wordprocessingml/2006/main" xmlns:w14="http://schemas.microsoft.com/office/word/2010/wordml" xmlns:w15="http://schemas.microsoft.com/office/word/2012/wordml" xmlns:w16cex="http://schemas.microsoft.com/office/word/2018/wordml/cex" xmlns:w16cid="http://schemas.microsoft.com/office/word/2016/wordml/cid" xmlns:w16="http://schemas.microsoft.com/office/word/2018/wordml" xmlns:w16du="http://schemas.microsoft.com/office/word/2023/wordml/word16du" xmlns:w16sdtdh="http://schemas.microsoft.com/office/word/2020/wordml/sdtdatahash" xmlns:w16sdtfl="http://schemas.microsoft.com/office/word/2024/wordml/sdtformatlock" xmlns:w16se="http://schemas.microsoft.com/office/word/2015/wordml/symex" xmlns:wpg="http://schemas.microsoft.com/office/word/2010/wordprocessingGroup" xmlns:wpi="http://schemas.microsoft.com/office/word/2010/wordprocessingInk" xmlns:wne="http://schemas.microsoft.com/office/word/2006/wordml" xmlns:wps="http://schemas.microsoft.com/office/word/2010/wordprocessingShape" mc:Ignorable="w14 w15 w16se w16cid w16 w16cex w16sdtdh w16sdtfl w16du wp14">
   <w:sdt>
     <w:sdtPr>
       <w:id w:val="-937982979"/>
@@ -1306,7 +1438,6 @@
         <w:docPartUnique/>
       </w:docPartObj>
     </w:sdtPr>
-    <w:sdtEndPr/>
     <w:sdtContent>
       <w:p>
         <w:pPr>
@@ -1585,7 +1716,7 @@
 </file>
 
 <file path=word/footnotes.xml><?xml version="1.0" encoding="utf-8"?>
-<w:footnotes xmlns:wpc="http://schemas.microsoft.com/office/word/2010/wordprocessingCanvas" xmlns:cx="http://schemas.microsoft.com/office/drawing/2014/chartex" xmlns:mc="http://schemas.openxmlformats.org/markup-compatibility/2006" xmlns:o="urn:schemas-microsoft-com:office:office" xmlns:r="http://schemas.openxmlformats.org/officeDocument/2006/relationships" xmlns:m="http://schemas.openxmlformats.org/officeDocument/2006/math" xmlns:v="urn:schemas-microsoft-com:vml" xmlns:wp14="http://schemas.microsoft.com/office/word/2010/wordprocessingDrawing" xmlns:wp="http://schemas.openxmlformats.org/drawingml/2006/wordprocessingDrawing" xmlns:w10="urn:schemas-microsoft-com:office:word" xmlns:w="http://schemas.openxmlformats.org/wordprocessingml/2006/main" xmlns:w14="http://schemas.microsoft.com/office/word/2010/wordml" xmlns:w15="http://schemas.microsoft.com/office/word/2012/wordml" xmlns:w16se="http://schemas.microsoft.com/office/word/2015/wordml/symex" xmlns:wpg="http://schemas.microsoft.com/office/word/2010/wordprocessingGroup" xmlns:wpi="http://schemas.microsoft.com/office/word/2010/wordprocessingInk" xmlns:wne="http://schemas.microsoft.com/office/word/2006/wordml" xmlns:wps="http://schemas.microsoft.com/office/word/2010/wordprocessingShape" mc:Ignorable="w14 w15 w16se wp14">
+<w:footnotes xmlns:wpc="http://schemas.microsoft.com/office/word/2010/wordprocessingCanvas" xmlns:cx="http://schemas.microsoft.com/office/drawing/2014/chartex" xmlns:cx1="http://schemas.microsoft.com/office/drawing/2015/9/8/chartex" xmlns:cx2="http://schemas.microsoft.com/office/drawing/2015/10/21/chartex" xmlns:cx3="http://schemas.microsoft.com/office/drawing/2016/5/9/chartex" xmlns:cx4="http://schemas.microsoft.com/office/drawing/2016/5/10/chartex" xmlns:cx5="http://schemas.microsoft.com/office/drawing/2016/5/11/chartex" xmlns:cx6="http://schemas.microsoft.com/office/drawing/2016/5/12/chartex" xmlns:cx7="http://schemas.microsoft.com/office/drawing/2016/5/13/chartex" xmlns:cx8="http://schemas.microsoft.com/office/drawing/2016/5/14/chartex" xmlns:mc="http://schemas.openxmlformats.org/markup-compatibility/2006" xmlns:aink="http://schemas.microsoft.com/office/drawing/2016/ink" xmlns:am3d="http://schemas.microsoft.com/office/drawing/2017/model3d" xmlns:o="urn:schemas-microsoft-com:office:office" xmlns:oel="http://schemas.microsoft.com/office/2019/extlst" xmlns:r="http://schemas.openxmlformats.org/officeDocument/2006/relationships" xmlns:m="http://schemas.openxmlformats.org/officeDocument/2006/math" xmlns:v="urn:schemas-microsoft-com:vml" xmlns:wp14="http://schemas.microsoft.com/office/word/2010/wordprocessingDrawing" xmlns:wp="http://schemas.openxmlformats.org/drawingml/2006/wordprocessingDrawing" xmlns:w10="urn:schemas-microsoft-com:office:word" xmlns:w="http://schemas.openxmlformats.org/wordprocessingml/2006/main" xmlns:w14="http://schemas.microsoft.com/office/word/2010/wordml" xmlns:w15="http://schemas.microsoft.com/office/word/2012/wordml" xmlns:w16cex="http://schemas.microsoft.com/office/word/2018/wordml/cex" xmlns:w16cid="http://schemas.microsoft.com/office/word/2016/wordml/cid" xmlns:w16="http://schemas.microsoft.com/office/word/2018/wordml" xmlns:w16du="http://schemas.microsoft.com/office/word/2023/wordml/word16du" xmlns:w16sdtdh="http://schemas.microsoft.com/office/word/2020/wordml/sdtdatahash" xmlns:w16sdtfl="http://schemas.microsoft.com/office/word/2024/wordml/sdtformatlock" xmlns:w16se="http://schemas.microsoft.com/office/word/2015/wordml/symex" xmlns:wpg="http://schemas.microsoft.com/office/word/2010/wordprocessingGroup" xmlns:wpi="http://schemas.microsoft.com/office/word/2010/wordprocessingInk" xmlns:wne="http://schemas.microsoft.com/office/word/2006/wordml" xmlns:wps="http://schemas.microsoft.com/office/word/2010/wordprocessingShape" mc:Ignorable="w14 w15 w16se w16cid w16 w16cex w16sdtdh w16sdtfl w16du wp14">
   <w:footnote w:type="separator" w:id="-1">
     <w:p>
       <w:pPr>
@@ -1610,7 +1741,7 @@
 </file>
 
 <file path=word/header1.xml><?xml version="1.0" encoding="utf-8"?>
-<w:hdr xmlns:wpc="http://schemas.microsoft.com/office/word/2010/wordprocessingCanvas" xmlns:cx="http://schemas.microsoft.com/office/drawing/2014/chartex" xmlns:mc="http://schemas.openxmlformats.org/markup-compatibility/2006" xmlns:o="urn:schemas-microsoft-com:office:office" xmlns:r="http://schemas.openxmlformats.org/officeDocument/2006/relationships" xmlns:m="http://schemas.openxmlformats.org/officeDocument/2006/math" xmlns:v="urn:schemas-microsoft-com:vml" xmlns:wp14="http://schemas.microsoft.com/office/word/2010/wordprocessingDrawing" xmlns:wp="http://schemas.openxmlformats.org/drawingml/2006/wordprocessingDrawing" xmlns:w10="urn:schemas-microsoft-com:office:word" xmlns:w="http://schemas.openxmlformats.org/wordprocessingml/2006/main" xmlns:w14="http://schemas.microsoft.com/office/word/2010/wordml" xmlns:w15="http://schemas.microsoft.com/office/word/2012/wordml" xmlns:w16se="http://schemas.microsoft.com/office/word/2015/wordml/symex" xmlns:wpg="http://schemas.microsoft.com/office/word/2010/wordprocessingGroup" xmlns:wpi="http://schemas.microsoft.com/office/word/2010/wordprocessingInk" xmlns:wne="http://schemas.microsoft.com/office/word/2006/wordml" xmlns:wps="http://schemas.microsoft.com/office/word/2010/wordprocessingShape" mc:Ignorable="w14 w15 w16se wp14">
+<w:hdr xmlns:wpc="http://schemas.microsoft.com/office/word/2010/wordprocessingCanvas" xmlns:cx="http://schemas.microsoft.com/office/drawing/2014/chartex" xmlns:cx1="http://schemas.microsoft.com/office/drawing/2015/9/8/chartex" xmlns:cx2="http://schemas.microsoft.com/office/drawing/2015/10/21/chartex" xmlns:cx3="http://schemas.microsoft.com/office/drawing/2016/5/9/chartex" xmlns:cx4="http://schemas.microsoft.com/office/drawing/2016/5/10/chartex" xmlns:cx5="http://schemas.microsoft.com/office/drawing/2016/5/11/chartex" xmlns:cx6="http://schemas.microsoft.com/office/drawing/2016/5/12/chartex" xmlns:cx7="http://schemas.microsoft.com/office/drawing/2016/5/13/chartex" xmlns:cx8="http://schemas.microsoft.com/office/drawing/2016/5/14/chartex" xmlns:mc="http://schemas.openxmlformats.org/markup-compatibility/2006" xmlns:aink="http://schemas.microsoft.com/office/drawing/2016/ink" xmlns:am3d="http://schemas.microsoft.com/office/drawing/2017/model3d" xmlns:o="urn:schemas-microsoft-com:office:office" xmlns:oel="http://schemas.microsoft.com/office/2019/extlst" xmlns:r="http://schemas.openxmlformats.org/officeDocument/2006/relationships" xmlns:m="http://schemas.openxmlformats.org/officeDocument/2006/math" xmlns:v="urn:schemas-microsoft-com:vml" xmlns:wp14="http://schemas.microsoft.com/office/word/2010/wordprocessingDrawing" xmlns:wp="http://schemas.openxmlformats.org/drawingml/2006/wordprocessingDrawing" xmlns:w10="urn:schemas-microsoft-com:office:word" xmlns:w="http://schemas.openxmlformats.org/wordprocessingml/2006/main" xmlns:w14="http://schemas.microsoft.com/office/word/2010/wordml" xmlns:w15="http://schemas.microsoft.com/office/word/2012/wordml" xmlns:w16cex="http://schemas.microsoft.com/office/word/2018/wordml/cex" xmlns:w16cid="http://schemas.microsoft.com/office/word/2016/wordml/cid" xmlns:w16="http://schemas.microsoft.com/office/word/2018/wordml" xmlns:w16du="http://schemas.microsoft.com/office/word/2023/wordml/word16du" xmlns:w16sdtdh="http://schemas.microsoft.com/office/word/2020/wordml/sdtdatahash" xmlns:w16sdtfl="http://schemas.microsoft.com/office/word/2024/wordml/sdtformatlock" xmlns:w16se="http://schemas.microsoft.com/office/word/2015/wordml/symex" xmlns:wpg="http://schemas.microsoft.com/office/word/2010/wordprocessingGroup" xmlns:wpi="http://schemas.microsoft.com/office/word/2010/wordprocessingInk" xmlns:wne="http://schemas.microsoft.com/office/word/2006/wordml" xmlns:wps="http://schemas.microsoft.com/office/word/2010/wordprocessingShape" mc:Ignorable="w14 w15 w16se w16cid w16 w16cex w16sdtdh w16sdtfl w16du wp14">
   <w:tbl>
     <w:tblPr>
       <w:tblStyle w:val="Tablaconcuadrcula"/>
@@ -1790,7 +1921,7 @@
 </file>
 
 <file path=word/header2.xml><?xml version="1.0" encoding="utf-8"?>
-<w:hdr xmlns:wpc="http://schemas.microsoft.com/office/word/2010/wordprocessingCanvas" xmlns:cx="http://schemas.microsoft.com/office/drawing/2014/chartex" xmlns:mc="http://schemas.openxmlformats.org/markup-compatibility/2006" xmlns:o="urn:schemas-microsoft-com:office:office" xmlns:r="http://schemas.openxmlformats.org/officeDocument/2006/relationships" xmlns:m="http://schemas.openxmlformats.org/officeDocument/2006/math" xmlns:v="urn:schemas-microsoft-com:vml" xmlns:wp14="http://schemas.microsoft.com/office/word/2010/wordprocessingDrawing" xmlns:wp="http://schemas.openxmlformats.org/drawingml/2006/wordprocessingDrawing" xmlns:w10="urn:schemas-microsoft-com:office:word" xmlns:w="http://schemas.openxmlformats.org/wordprocessingml/2006/main" xmlns:w14="http://schemas.microsoft.com/office/word/2010/wordml" xmlns:w15="http://schemas.microsoft.com/office/word/2012/wordml" xmlns:w16se="http://schemas.microsoft.com/office/word/2015/wordml/symex" xmlns:wpg="http://schemas.microsoft.com/office/word/2010/wordprocessingGroup" xmlns:wpi="http://schemas.microsoft.com/office/word/2010/wordprocessingInk" xmlns:wne="http://schemas.microsoft.com/office/word/2006/wordml" xmlns:wps="http://schemas.microsoft.com/office/word/2010/wordprocessingShape" mc:Ignorable="w14 w15 w16se wp14">
+<w:hdr xmlns:wpc="http://schemas.microsoft.com/office/word/2010/wordprocessingCanvas" xmlns:cx="http://schemas.microsoft.com/office/drawing/2014/chartex" xmlns:cx1="http://schemas.microsoft.com/office/drawing/2015/9/8/chartex" xmlns:cx2="http://schemas.microsoft.com/office/drawing/2015/10/21/chartex" xmlns:cx3="http://schemas.microsoft.com/office/drawing/2016/5/9/chartex" xmlns:cx4="http://schemas.microsoft.com/office/drawing/2016/5/10/chartex" xmlns:cx5="http://schemas.microsoft.com/office/drawing/2016/5/11/chartex" xmlns:cx6="http://schemas.microsoft.com/office/drawing/2016/5/12/chartex" xmlns:cx7="http://schemas.microsoft.com/office/drawing/2016/5/13/chartex" xmlns:cx8="http://schemas.microsoft.com/office/drawing/2016/5/14/chartex" xmlns:mc="http://schemas.openxmlformats.org/markup-compatibility/2006" xmlns:aink="http://schemas.microsoft.com/office/drawing/2016/ink" xmlns:am3d="http://schemas.microsoft.com/office/drawing/2017/model3d" xmlns:o="urn:schemas-microsoft-com:office:office" xmlns:oel="http://schemas.microsoft.com/office/2019/extlst" xmlns:r="http://schemas.openxmlformats.org/officeDocument/2006/relationships" xmlns:m="http://schemas.openxmlformats.org/officeDocument/2006/math" xmlns:v="urn:schemas-microsoft-com:vml" xmlns:wp14="http://schemas.microsoft.com/office/word/2010/wordprocessingDrawing" xmlns:wp="http://schemas.openxmlformats.org/drawingml/2006/wordprocessingDrawing" xmlns:w10="urn:schemas-microsoft-com:office:word" xmlns:w="http://schemas.openxmlformats.org/wordprocessingml/2006/main" xmlns:w14="http://schemas.microsoft.com/office/word/2010/wordml" xmlns:w15="http://schemas.microsoft.com/office/word/2012/wordml" xmlns:w16cex="http://schemas.microsoft.com/office/word/2018/wordml/cex" xmlns:w16cid="http://schemas.microsoft.com/office/word/2016/wordml/cid" xmlns:w16="http://schemas.microsoft.com/office/word/2018/wordml" xmlns:w16du="http://schemas.microsoft.com/office/word/2023/wordml/word16du" xmlns:w16sdtdh="http://schemas.microsoft.com/office/word/2020/wordml/sdtdatahash" xmlns:w16sdtfl="http://schemas.microsoft.com/office/word/2024/wordml/sdtformatlock" xmlns:w16se="http://schemas.microsoft.com/office/word/2015/wordml/symex" xmlns:wpg="http://schemas.microsoft.com/office/word/2010/wordprocessingGroup" xmlns:wpi="http://schemas.microsoft.com/office/word/2010/wordprocessingInk" xmlns:wne="http://schemas.microsoft.com/office/word/2006/wordml" xmlns:wps="http://schemas.microsoft.com/office/word/2010/wordprocessingShape" mc:Ignorable="w14 w15 w16se w16cid w16 w16cex w16sdtdh w16sdtfl w16du wp14">
   <w:tbl>
     <w:tblPr>
       <w:tblStyle w:val="Tablaconcuadrcula"/>
@@ -2065,7 +2196,7 @@
 </file>
 
 <file path=word/numbering.xml><?xml version="1.0" encoding="utf-8"?>
-<w:numbering xmlns:wpc="http://schemas.microsoft.com/office/word/2010/wordprocessingCanvas" xmlns:cx="http://schemas.microsoft.com/office/drawing/2014/chartex" xmlns:mc="http://schemas.openxmlformats.org/markup-compatibility/2006" xmlns:o="urn:schemas-microsoft-com:office:office" xmlns:r="http://schemas.openxmlformats.org/officeDocument/2006/relationships" xmlns:m="http://schemas.openxmlformats.org/officeDocument/2006/math" xmlns:v="urn:schemas-microsoft-com:vml" xmlns:wp14="http://schemas.microsoft.com/office/word/2010/wordprocessingDrawing" xmlns:wp="http://schemas.openxmlformats.org/drawingml/2006/wordprocessingDrawing" xmlns:w10="urn:schemas-microsoft-com:office:word" xmlns:w="http://schemas.openxmlformats.org/wordprocessingml/2006/main" xmlns:w14="http://schemas.microsoft.com/office/word/2010/wordml" xmlns:w15="http://schemas.microsoft.com/office/word/2012/wordml" xmlns:w16se="http://schemas.microsoft.com/office/word/2015/wordml/symex" xmlns:wpg="http://schemas.microsoft.com/office/word/2010/wordprocessingGroup" xmlns:wpi="http://schemas.microsoft.com/office/word/2010/wordprocessingInk" xmlns:wne="http://schemas.microsoft.com/office/word/2006/wordml" xmlns:wps="http://schemas.microsoft.com/office/word/2010/wordprocessingShape" mc:Ignorable="w14 w15 w16se wp14">
+<w:numbering xmlns:wpc="http://schemas.microsoft.com/office/word/2010/wordprocessingCanvas" xmlns:cx="http://schemas.microsoft.com/office/drawing/2014/chartex" xmlns:cx1="http://schemas.microsoft.com/office/drawing/2015/9/8/chartex" xmlns:cx2="http://schemas.microsoft.com/office/drawing/2015/10/21/chartex" xmlns:cx3="http://schemas.microsoft.com/office/drawing/2016/5/9/chartex" xmlns:cx4="http://schemas.microsoft.com/office/drawing/2016/5/10/chartex" xmlns:cx5="http://schemas.microsoft.com/office/drawing/2016/5/11/chartex" xmlns:cx6="http://schemas.microsoft.com/office/drawing/2016/5/12/chartex" xmlns:cx7="http://schemas.microsoft.com/office/drawing/2016/5/13/chartex" xmlns:cx8="http://schemas.microsoft.com/office/drawing/2016/5/14/chartex" xmlns:mc="http://schemas.openxmlformats.org/markup-compatibility/2006" xmlns:aink="http://schemas.microsoft.com/office/drawing/2016/ink" xmlns:am3d="http://schemas.microsoft.com/office/drawing/2017/model3d" xmlns:o="urn:schemas-microsoft-com:office:office" xmlns:oel="http://schemas.microsoft.com/office/2019/extlst" xmlns:r="http://schemas.openxmlformats.org/officeDocument/2006/relationships" xmlns:m="http://schemas.openxmlformats.org/officeDocument/2006/math" xmlns:v="urn:schemas-microsoft-com:vml" xmlns:wp14="http://schemas.microsoft.com/office/word/2010/wordprocessingDrawing" xmlns:wp="http://schemas.openxmlformats.org/drawingml/2006/wordprocessingDrawing" xmlns:w10="urn:schemas-microsoft-com:office:word" xmlns:w="http://schemas.openxmlformats.org/wordprocessingml/2006/main" xmlns:w14="http://schemas.microsoft.com/office/word/2010/wordml" xmlns:w15="http://schemas.microsoft.com/office/word/2012/wordml" xmlns:w16cex="http://schemas.microsoft.com/office/word/2018/wordml/cex" xmlns:w16cid="http://schemas.microsoft.com/office/word/2016/wordml/cid" xmlns:w16="http://schemas.microsoft.com/office/word/2018/wordml" xmlns:w16du="http://schemas.microsoft.com/office/word/2023/wordml/word16du" xmlns:w16sdtdh="http://schemas.microsoft.com/office/word/2020/wordml/sdtdatahash" xmlns:w16sdtfl="http://schemas.microsoft.com/office/word/2024/wordml/sdtformatlock" xmlns:w16se="http://schemas.microsoft.com/office/word/2015/wordml/symex" xmlns:wpg="http://schemas.microsoft.com/office/word/2010/wordprocessingGroup" xmlns:wpi="http://schemas.microsoft.com/office/word/2010/wordprocessingInk" xmlns:wne="http://schemas.microsoft.com/office/word/2006/wordml" xmlns:wps="http://schemas.microsoft.com/office/word/2010/wordprocessingShape" mc:Ignorable="w14 w15 w16se w16cid w16 w16cex w16sdtdh w16sdtfl w16du wp14">
   <w:abstractNum w:abstractNumId="0" w15:restartNumberingAfterBreak="0">
     <w:nsid w:val="049156A1"/>
     <w:multiLevelType w:val="hybridMultilevel"/>
@@ -6639,124 +6770,124 @@
       </w:rPr>
     </w:lvl>
   </w:abstractNum>
-  <w:num w:numId="1">
+  <w:num w:numId="1" w16cid:durableId="815687323">
     <w:abstractNumId w:val="3"/>
   </w:num>
-  <w:num w:numId="2">
+  <w:num w:numId="2" w16cid:durableId="1963151865">
     <w:abstractNumId w:val="8"/>
   </w:num>
-  <w:num w:numId="3">
+  <w:num w:numId="3" w16cid:durableId="1274707775">
     <w:abstractNumId w:val="12"/>
   </w:num>
-  <w:num w:numId="4">
+  <w:num w:numId="4" w16cid:durableId="1911231508">
     <w:abstractNumId w:val="28"/>
   </w:num>
-  <w:num w:numId="5">
+  <w:num w:numId="5" w16cid:durableId="1420522213">
     <w:abstractNumId w:val="30"/>
   </w:num>
-  <w:num w:numId="6">
+  <w:num w:numId="6" w16cid:durableId="958800655">
     <w:abstractNumId w:val="4"/>
   </w:num>
-  <w:num w:numId="7">
+  <w:num w:numId="7" w16cid:durableId="1762606958">
     <w:abstractNumId w:val="11"/>
   </w:num>
-  <w:num w:numId="8">
+  <w:num w:numId="8" w16cid:durableId="505286526">
     <w:abstractNumId w:val="19"/>
   </w:num>
-  <w:num w:numId="9">
+  <w:num w:numId="9" w16cid:durableId="2096592348">
     <w:abstractNumId w:val="15"/>
   </w:num>
-  <w:num w:numId="10">
+  <w:num w:numId="10" w16cid:durableId="236789205">
     <w:abstractNumId w:val="9"/>
   </w:num>
-  <w:num w:numId="11">
+  <w:num w:numId="11" w16cid:durableId="336231727">
     <w:abstractNumId w:val="24"/>
   </w:num>
-  <w:num w:numId="12">
+  <w:num w:numId="12" w16cid:durableId="1824659323">
     <w:abstractNumId w:val="35"/>
   </w:num>
-  <w:num w:numId="13">
+  <w:num w:numId="13" w16cid:durableId="1903103630">
     <w:abstractNumId w:val="29"/>
   </w:num>
-  <w:num w:numId="14">
+  <w:num w:numId="14" w16cid:durableId="601229455">
     <w:abstractNumId w:val="1"/>
   </w:num>
-  <w:num w:numId="15">
+  <w:num w:numId="15" w16cid:durableId="316501018">
     <w:abstractNumId w:val="36"/>
   </w:num>
-  <w:num w:numId="16">
+  <w:num w:numId="16" w16cid:durableId="1911579685">
     <w:abstractNumId w:val="21"/>
   </w:num>
-  <w:num w:numId="17">
+  <w:num w:numId="17" w16cid:durableId="1516381742">
     <w:abstractNumId w:val="17"/>
   </w:num>
-  <w:num w:numId="18">
+  <w:num w:numId="18" w16cid:durableId="888689677">
     <w:abstractNumId w:val="31"/>
   </w:num>
-  <w:num w:numId="19">
+  <w:num w:numId="19" w16cid:durableId="581765454">
     <w:abstractNumId w:val="10"/>
   </w:num>
-  <w:num w:numId="20">
+  <w:num w:numId="20" w16cid:durableId="2066369887">
     <w:abstractNumId w:val="39"/>
   </w:num>
-  <w:num w:numId="21">
+  <w:num w:numId="21" w16cid:durableId="1123891205">
     <w:abstractNumId w:val="34"/>
   </w:num>
-  <w:num w:numId="22">
+  <w:num w:numId="22" w16cid:durableId="887910110">
     <w:abstractNumId w:val="13"/>
   </w:num>
-  <w:num w:numId="23">
+  <w:num w:numId="23" w16cid:durableId="120926283">
     <w:abstractNumId w:val="14"/>
   </w:num>
-  <w:num w:numId="24">
+  <w:num w:numId="24" w16cid:durableId="1256286807">
     <w:abstractNumId w:val="5"/>
   </w:num>
-  <w:num w:numId="25">
+  <w:num w:numId="25" w16cid:durableId="295570378">
     <w:abstractNumId w:val="16"/>
   </w:num>
-  <w:num w:numId="26">
+  <w:num w:numId="26" w16cid:durableId="663777723">
     <w:abstractNumId w:val="20"/>
   </w:num>
-  <w:num w:numId="27">
+  <w:num w:numId="27" w16cid:durableId="974022857">
     <w:abstractNumId w:val="23"/>
   </w:num>
-  <w:num w:numId="28">
+  <w:num w:numId="28" w16cid:durableId="1750541001">
     <w:abstractNumId w:val="0"/>
   </w:num>
-  <w:num w:numId="29">
+  <w:num w:numId="29" w16cid:durableId="1301420890">
     <w:abstractNumId w:val="18"/>
   </w:num>
-  <w:num w:numId="30">
+  <w:num w:numId="30" w16cid:durableId="580721003">
     <w:abstractNumId w:val="22"/>
   </w:num>
-  <w:num w:numId="31">
+  <w:num w:numId="31" w16cid:durableId="509640658">
     <w:abstractNumId w:val="2"/>
   </w:num>
-  <w:num w:numId="32">
+  <w:num w:numId="32" w16cid:durableId="2108112846">
     <w:abstractNumId w:val="7"/>
   </w:num>
-  <w:num w:numId="33">
+  <w:num w:numId="33" w16cid:durableId="1312444458">
     <w:abstractNumId w:val="32"/>
   </w:num>
-  <w:num w:numId="34">
+  <w:num w:numId="34" w16cid:durableId="1735422416">
     <w:abstractNumId w:val="38"/>
   </w:num>
-  <w:num w:numId="35">
+  <w:num w:numId="35" w16cid:durableId="787627863">
     <w:abstractNumId w:val="6"/>
   </w:num>
-  <w:num w:numId="36">
+  <w:num w:numId="36" w16cid:durableId="1643339795">
     <w:abstractNumId w:val="25"/>
   </w:num>
-  <w:num w:numId="37">
+  <w:num w:numId="37" w16cid:durableId="488517033">
     <w:abstractNumId w:val="37"/>
   </w:num>
-  <w:num w:numId="38">
+  <w:num w:numId="38" w16cid:durableId="2022468864">
     <w:abstractNumId w:val="27"/>
   </w:num>
-  <w:num w:numId="39">
+  <w:num w:numId="39" w16cid:durableId="228464584">
     <w:abstractNumId w:val="26"/>
   </w:num>
-  <w:num w:numId="40">
+  <w:num w:numId="40" w16cid:durableId="1764647268">
     <w:abstractNumId w:val="33"/>
   </w:num>
   <w:numIdMacAtCleanup w:val="18"/>
@@ -6764,7 +6895,7 @@
 </file>
 
 <file path=word/styles.xml><?xml version="1.0" encoding="utf-8"?>
-<w:styles xmlns:mc="http://schemas.openxmlformats.org/markup-compatibility/2006" xmlns:r="http://schemas.openxmlformats.org/officeDocument/2006/relationships" xmlns:w="http://schemas.openxmlformats.org/wordprocessingml/2006/main" xmlns:w14="http://schemas.microsoft.com/office/word/2010/wordml" xmlns:w15="http://schemas.microsoft.com/office/word/2012/wordml" xmlns:w16se="http://schemas.microsoft.com/office/word/2015/wordml/symex" mc:Ignorable="w14 w15 w16se">
+<w:styles xmlns:mc="http://schemas.openxmlformats.org/markup-compatibility/2006" xmlns:r="http://schemas.openxmlformats.org/officeDocument/2006/relationships" xmlns:w="http://schemas.openxmlformats.org/wordprocessingml/2006/main" xmlns:w14="http://schemas.microsoft.com/office/word/2010/wordml" xmlns:w15="http://schemas.microsoft.com/office/word/2012/wordml" xmlns:w16cex="http://schemas.microsoft.com/office/word/2018/wordml/cex" xmlns:w16cid="http://schemas.microsoft.com/office/word/2016/wordml/cid" xmlns:w16="http://schemas.microsoft.com/office/word/2018/wordml" xmlns:w16du="http://schemas.microsoft.com/office/word/2023/wordml/word16du" xmlns:w16sdtdh="http://schemas.microsoft.com/office/word/2020/wordml/sdtdatahash" xmlns:w16sdtfl="http://schemas.microsoft.com/office/word/2024/wordml/sdtformatlock" xmlns:w16se="http://schemas.microsoft.com/office/word/2015/wordml/symex" mc:Ignorable="w14 w15 w16se w16cid w16 w16cex w16sdtdh w16sdtfl w16du">
   <w:docDefaults>
     <w:rPrDefault>
       <w:rPr>
@@ -6780,7 +6911,7 @@
       </w:pPr>
     </w:pPrDefault>
   </w:docDefaults>
-  <w:latentStyles w:defLockedState="0" w:defUIPriority="99" w:defSemiHidden="0" w:defUnhideWhenUsed="0" w:defQFormat="0" w:count="371">
+  <w:latentStyles w:defLockedState="0" w:defUIPriority="99" w:defSemiHidden="0" w:defUnhideWhenUsed="0" w:defQFormat="0" w:count="376">
     <w:lsdException w:name="Normal" w:uiPriority="0" w:qFormat="1"/>
     <w:lsdException w:name="heading 1" w:uiPriority="9" w:qFormat="1"/>
     <w:lsdException w:name="heading 2" w:semiHidden="1" w:uiPriority="9" w:unhideWhenUsed="1" w:qFormat="1"/>
@@ -7152,6 +7283,11 @@
     <w:lsdException w:name="List Table 5 Dark Accent 6" w:uiPriority="50"/>
     <w:lsdException w:name="List Table 6 Colorful Accent 6" w:uiPriority="51"/>
     <w:lsdException w:name="List Table 7 Colorful Accent 6" w:uiPriority="52"/>
+    <w:lsdException w:name="Mention" w:semiHidden="1" w:unhideWhenUsed="1"/>
+    <w:lsdException w:name="Smart Hyperlink" w:semiHidden="1" w:unhideWhenUsed="1"/>
+    <w:lsdException w:name="Hashtag" w:semiHidden="1" w:unhideWhenUsed="1"/>
+    <w:lsdException w:name="Unresolved Mention" w:semiHidden="1" w:unhideWhenUsed="1"/>
+    <w:lsdException w:name="Smart Link" w:semiHidden="1" w:unhideWhenUsed="1"/>
   </w:latentStyles>
   <w:style w:type="paragraph" w:default="1" w:styleId="Normal">
     <w:name w:val="Normal"/>
@@ -7225,7 +7361,6 @@
   <w:style w:type="character" w:default="1" w:styleId="Fuentedeprrafopredeter">
     <w:name w:val="Default Paragraph Font"/>
     <w:uiPriority w:val="1"/>
-    <w:semiHidden/>
     <w:unhideWhenUsed/>
   </w:style>
   <w:style w:type="table" w:default="1" w:styleId="Tablanormal">
@@ -8135,7 +8270,7 @@
       <w:szCs w:val="24"/>
     </w:rPr>
   </w:style>
-  <w:style w:type="table" w:styleId="Cuadrculadetablaclara">
+  <w:style w:type="table" w:styleId="Tablaconcuadrculaclara">
     <w:name w:val="Grid Table Light"/>
     <w:basedOn w:val="Tablanormal"/>
     <w:uiPriority w:val="40"/>
@@ -8157,7 +8292,7 @@
   <w:style w:type="table" w:customStyle="1" w:styleId="Cuadrculadetablaclara1">
     <w:name w:val="Cuadrícula de tabla clara1"/>
     <w:basedOn w:val="Tablanormal"/>
-    <w:next w:val="Cuadrculadetablaclara"/>
+    <w:next w:val="Tablaconcuadrculaclara"/>
     <w:uiPriority w:val="40"/>
     <w:rsid w:val="00943DF1"/>
     <w:pPr>
@@ -8198,7 +8333,7 @@
       <w:spacing w:after="0" w:line="240" w:lineRule="auto"/>
     </w:pPr>
   </w:style>
-  <w:style w:type="character" w:styleId="Textoennegrita">
+  <w:style w:type="character" w:styleId="Fuerte">
     <w:name w:val="Strong"/>
     <w:basedOn w:val="Fuentedeprrafopredeter"/>
     <w:uiPriority w:val="22"/>
@@ -8210,532 +8345,6 @@
     </w:rPr>
   </w:style>
 </w:styles>
-</file>
-
-<file path=word/glossary/document.xml><?xml version="1.0" encoding="utf-8"?>
-<w:glossaryDocument xmlns:wpc="http://schemas.microsoft.com/office/word/2010/wordprocessingCanvas" xmlns:cx="http://schemas.microsoft.com/office/drawing/2014/chartex" xmlns:mc="http://schemas.openxmlformats.org/markup-compatibility/2006" xmlns:o="urn:schemas-microsoft-com:office:office" xmlns:r="http://schemas.openxmlformats.org/officeDocument/2006/relationships" xmlns:m="http://schemas.openxmlformats.org/officeDocument/2006/math" xmlns:v="urn:schemas-microsoft-com:vml" xmlns:wp14="http://schemas.microsoft.com/office/word/2010/wordprocessingDrawing" xmlns:wp="http://schemas.openxmlformats.org/drawingml/2006/wordprocessingDrawing" xmlns:w10="urn:schemas-microsoft-com:office:word" xmlns:w="http://schemas.openxmlformats.org/wordprocessingml/2006/main" xmlns:w14="http://schemas.microsoft.com/office/word/2010/wordml" xmlns:w15="http://schemas.microsoft.com/office/word/2012/wordml" xmlns:w16se="http://schemas.microsoft.com/office/word/2015/wordml/symex" xmlns:wpg="http://schemas.microsoft.com/office/word/2010/wordprocessingGroup" xmlns:wpi="http://schemas.microsoft.com/office/word/2010/wordprocessingInk" xmlns:wne="http://schemas.microsoft.com/office/word/2006/wordml" xmlns:wps="http://schemas.microsoft.com/office/word/2010/wordprocessingShape" mc:Ignorable="w14 w15 w16se wp14"/>
-</file>
-
-<file path=word/glossary/fontTable.xml><?xml version="1.0" encoding="utf-8"?>
-<w:fonts xmlns:mc="http://schemas.openxmlformats.org/markup-compatibility/2006" xmlns:r="http://schemas.openxmlformats.org/officeDocument/2006/relationships" xmlns:w="http://schemas.openxmlformats.org/wordprocessingml/2006/main" xmlns:w14="http://schemas.microsoft.com/office/word/2010/wordml" xmlns:w15="http://schemas.microsoft.com/office/word/2012/wordml" xmlns:w16se="http://schemas.microsoft.com/office/word/2015/wordml/symex" mc:Ignorable="w14 w15 w16se">
-  <w:font w:name="Calibri">
-    <w:panose1 w:val="020F0502020204030204"/>
-    <w:charset w:val="00"/>
-    <w:family w:val="swiss"/>
-    <w:pitch w:val="variable"/>
-    <w:sig w:usb0="E4002EFF" w:usb1="C000247B" w:usb2="00000009" w:usb3="00000000" w:csb0="000001FF" w:csb1="00000000"/>
-  </w:font>
-  <w:font w:name="Times New Roman">
-    <w:panose1 w:val="02020603050405020304"/>
-    <w:charset w:val="00"/>
-    <w:family w:val="roman"/>
-    <w:pitch w:val="variable"/>
-    <w:sig w:usb0="E0002EFF" w:usb1="C000785B" w:usb2="00000009" w:usb3="00000000" w:csb0="000001FF" w:csb1="00000000"/>
-  </w:font>
-  <w:font w:name="Courier New">
-    <w:panose1 w:val="02070309020205020404"/>
-    <w:charset w:val="00"/>
-    <w:family w:val="modern"/>
-    <w:pitch w:val="fixed"/>
-    <w:sig w:usb0="E0002EFF" w:usb1="C0007843" w:usb2="00000009" w:usb3="00000000" w:csb0="000001FF" w:csb1="00000000"/>
-  </w:font>
-  <w:font w:name="Wingdings">
-    <w:panose1 w:val="05000000000000000000"/>
-    <w:charset w:val="02"/>
-    <w:family w:val="auto"/>
-    <w:pitch w:val="variable"/>
-    <w:sig w:usb0="00000000" w:usb1="10000000" w:usb2="00000000" w:usb3="00000000" w:csb0="80000000" w:csb1="00000000"/>
-  </w:font>
-  <w:font w:name="Symbol">
-    <w:panose1 w:val="05050102010706020507"/>
-    <w:charset w:val="02"/>
-    <w:family w:val="roman"/>
-    <w:pitch w:val="variable"/>
-    <w:sig w:usb0="00000000" w:usb1="10000000" w:usb2="00000000" w:usb3="00000000" w:csb0="80000000" w:csb1="00000000"/>
-  </w:font>
-  <w:font w:name="Calibri Light">
-    <w:panose1 w:val="020F0302020204030204"/>
-    <w:charset w:val="00"/>
-    <w:family w:val="swiss"/>
-    <w:pitch w:val="variable"/>
-    <w:sig w:usb0="E4002EFF" w:usb1="C000247B" w:usb2="00000009" w:usb3="00000000" w:csb0="000001FF" w:csb1="00000000"/>
-  </w:font>
-  <w:font w:name="Segoe UI">
-    <w:panose1 w:val="020B0502040204020203"/>
-    <w:charset w:val="00"/>
-    <w:family w:val="swiss"/>
-    <w:pitch w:val="variable"/>
-    <w:sig w:usb0="E4002EFF" w:usb1="C000E47F" w:usb2="00000009" w:usb3="00000000" w:csb0="000001FF" w:csb1="00000000"/>
-  </w:font>
-  <w:font w:name="Century Gothic">
-    <w:panose1 w:val="020B0502020202020204"/>
-    <w:charset w:val="00"/>
-    <w:family w:val="swiss"/>
-    <w:pitch w:val="variable"/>
-    <w:sig w:usb0="00000287" w:usb1="00000000" w:usb2="00000000" w:usb3="00000000" w:csb0="0000009F" w:csb1="00000000"/>
-  </w:font>
-</w:fonts>
-</file>
-
-<file path=word/glossary/settings.xml><?xml version="1.0" encoding="utf-8"?>
-<w:settings xmlns:mc="http://schemas.openxmlformats.org/markup-compatibility/2006" xmlns:o="urn:schemas-microsoft-com:office:office" xmlns:r="http://schemas.openxmlformats.org/officeDocument/2006/relationships" xmlns:m="http://schemas.openxmlformats.org/officeDocument/2006/math" xmlns:v="urn:schemas-microsoft-com:vml" xmlns:w10="urn:schemas-microsoft-com:office:word" xmlns:w="http://schemas.openxmlformats.org/wordprocessingml/2006/main" xmlns:w14="http://schemas.microsoft.com/office/word/2010/wordml" xmlns:w15="http://schemas.microsoft.com/office/word/2012/wordml" xmlns:w16se="http://schemas.microsoft.com/office/word/2015/wordml/symex" xmlns:sl="http://schemas.openxmlformats.org/schemaLibrary/2006/main" mc:Ignorable="w14 w15 w16se">
-  <w:defaultTabStop w:val="708"/>
-  <w:hyphenationZone w:val="425"/>
-  <w:characterSpacingControl w:val="doNotCompress"/>
-  <w:compat>
-    <w:useFELayout/>
-    <w:compatSetting w:name="compatibilityMode" w:uri="http://schemas.microsoft.com/office/word" w:val="12"/>
-  </w:compat>
-  <w:rsids>
-    <w:rsidRoot w:val="008F14D6"/>
-    <w:rsid w:val="008F14D6"/>
-  </w:rsids>
-  <m:mathPr>
-    <m:mathFont m:val="Cambria Math"/>
-    <m:brkBin m:val="before"/>
-    <m:brkBinSub m:val="--"/>
-    <m:smallFrac m:val="0"/>
-    <m:dispDef/>
-    <m:lMargin m:val="0"/>
-    <m:rMargin m:val="0"/>
-    <m:defJc m:val="centerGroup"/>
-    <m:wrapIndent m:val="1440"/>
-    <m:intLim m:val="subSup"/>
-    <m:naryLim m:val="undOvr"/>
-  </m:mathPr>
-  <w:themeFontLang w:val="es-CL"/>
-  <w:clrSchemeMapping w:bg1="light1" w:t1="dark1" w:bg2="light2" w:t2="dark2" w:accent1="accent1" w:accent2="accent2" w:accent3="accent3" w:accent4="accent4" w:accent5="accent5" w:accent6="accent6" w:hyperlink="hyperlink" w:followedHyperlink="followedHyperlink"/>
-  <w:decimalSymbol w:val=","/>
-  <w:listSeparator w:val=";"/>
-</w:settings>
-</file>
-
-<file path=word/glossary/styles.xml><?xml version="1.0" encoding="utf-8"?>
-<w:styles xmlns:mc="http://schemas.openxmlformats.org/markup-compatibility/2006" xmlns:r="http://schemas.openxmlformats.org/officeDocument/2006/relationships" xmlns:w="http://schemas.openxmlformats.org/wordprocessingml/2006/main" xmlns:w14="http://schemas.microsoft.com/office/word/2010/wordml" xmlns:w15="http://schemas.microsoft.com/office/word/2012/wordml" xmlns:w16se="http://schemas.microsoft.com/office/word/2015/wordml/symex" mc:Ignorable="w14 w15 w16se">
-  <w:docDefaults>
-    <w:rPrDefault>
-      <w:rPr>
-        <w:rFonts w:asciiTheme="minorHAnsi" w:eastAsiaTheme="minorEastAsia" w:hAnsiTheme="minorHAnsi" w:cstheme="minorBidi"/>
-        <w:sz w:val="22"/>
-        <w:szCs w:val="22"/>
-        <w:lang w:val="es-CL" w:eastAsia="es-CL" w:bidi="ar-SA"/>
-      </w:rPr>
-    </w:rPrDefault>
-    <w:pPrDefault>
-      <w:pPr>
-        <w:spacing w:after="160" w:line="259" w:lineRule="auto"/>
-      </w:pPr>
-    </w:pPrDefault>
-  </w:docDefaults>
-  <w:latentStyles w:defLockedState="0" w:defUIPriority="99" w:defSemiHidden="0" w:defUnhideWhenUsed="0" w:defQFormat="0" w:count="371">
-    <w:lsdException w:name="Normal" w:uiPriority="0" w:qFormat="1"/>
-    <w:lsdException w:name="heading 1" w:uiPriority="9" w:qFormat="1"/>
-    <w:lsdException w:name="heading 2" w:semiHidden="1" w:uiPriority="9" w:unhideWhenUsed="1" w:qFormat="1"/>
-    <w:lsdException w:name="heading 3" w:semiHidden="1" w:uiPriority="9" w:unhideWhenUsed="1" w:qFormat="1"/>
-    <w:lsdException w:name="heading 4" w:semiHidden="1" w:uiPriority="9" w:unhideWhenUsed="1" w:qFormat="1"/>
-    <w:lsdException w:name="heading 5" w:semiHidden="1" w:uiPriority="9" w:unhideWhenUsed="1" w:qFormat="1"/>
-    <w:lsdException w:name="heading 6" w:semiHidden="1" w:uiPriority="9" w:unhideWhenUsed="1" w:qFormat="1"/>
-    <w:lsdException w:name="heading 7" w:semiHidden="1" w:uiPriority="9" w:unhideWhenUsed="1" w:qFormat="1"/>
-    <w:lsdException w:name="heading 8" w:semiHidden="1" w:uiPriority="9" w:unhideWhenUsed="1" w:qFormat="1"/>
-    <w:lsdException w:name="heading 9" w:semiHidden="1" w:uiPriority="9" w:unhideWhenUsed="1" w:qFormat="1"/>
-    <w:lsdException w:name="index 1" w:semiHidden="1" w:unhideWhenUsed="1"/>
-    <w:lsdException w:name="index 2" w:semiHidden="1" w:unhideWhenUsed="1"/>
-    <w:lsdException w:name="index 3" w:semiHidden="1" w:unhideWhenUsed="1"/>
-    <w:lsdException w:name="index 4" w:semiHidden="1" w:unhideWhenUsed="1"/>
-    <w:lsdException w:name="index 5" w:semiHidden="1" w:unhideWhenUsed="1"/>
-    <w:lsdException w:name="index 6" w:semiHidden="1" w:unhideWhenUsed="1"/>
-    <w:lsdException w:name="index 7" w:semiHidden="1" w:unhideWhenUsed="1"/>
-    <w:lsdException w:name="index 8" w:semiHidden="1" w:unhideWhenUsed="1"/>
-    <w:lsdException w:name="index 9" w:semiHidden="1" w:unhideWhenUsed="1"/>
-    <w:lsdException w:name="toc 1" w:semiHidden="1" w:uiPriority="39" w:unhideWhenUsed="1"/>
-    <w:lsdException w:name="toc 2" w:semiHidden="1" w:uiPriority="39" w:unhideWhenUsed="1"/>
-    <w:lsdException w:name="toc 3" w:semiHidden="1" w:uiPriority="39" w:unhideWhenUsed="1"/>
-    <w:lsdException w:name="toc 4" w:semiHidden="1" w:uiPriority="39" w:unhideWhenUsed="1"/>
-    <w:lsdException w:name="toc 5" w:semiHidden="1" w:uiPriority="39" w:unhideWhenUsed="1"/>
-    <w:lsdException w:name="toc 6" w:semiHidden="1" w:uiPriority="39" w:unhideWhenUsed="1"/>
-    <w:lsdException w:name="toc 7" w:semiHidden="1" w:uiPriority="39" w:unhideWhenUsed="1"/>
-    <w:lsdException w:name="toc 8" w:semiHidden="1" w:uiPriority="39" w:unhideWhenUsed="1"/>
-    <w:lsdException w:name="toc 9" w:semiHidden="1" w:uiPriority="39" w:unhideWhenUsed="1"/>
-    <w:lsdException w:name="Normal Indent" w:semiHidden="1" w:unhideWhenUsed="1"/>
-    <w:lsdException w:name="footnote text" w:semiHidden="1" w:unhideWhenUsed="1"/>
-    <w:lsdException w:name="annotation text" w:semiHidden="1" w:unhideWhenUsed="1"/>
-    <w:lsdException w:name="header" w:semiHidden="1" w:unhideWhenUsed="1"/>
-    <w:lsdException w:name="footer" w:semiHidden="1" w:unhideWhenUsed="1"/>
-    <w:lsdException w:name="index heading" w:semiHidden="1" w:unhideWhenUsed="1"/>
-    <w:lsdException w:name="caption" w:semiHidden="1" w:uiPriority="35" w:unhideWhenUsed="1" w:qFormat="1"/>
-    <w:lsdException w:name="table of figures" w:semiHidden="1" w:unhideWhenUsed="1"/>
-    <w:lsdException w:name="envelope address" w:semiHidden="1" w:unhideWhenUsed="1"/>
-    <w:lsdException w:name="envelope return" w:semiHidden="1" w:unhideWhenUsed="1"/>
-    <w:lsdException w:name="footnote reference" w:semiHidden="1" w:unhideWhenUsed="1"/>
-    <w:lsdException w:name="annotation reference" w:semiHidden="1" w:unhideWhenUsed="1"/>
-    <w:lsdException w:name="line number" w:semiHidden="1" w:unhideWhenUsed="1"/>
-    <w:lsdException w:name="page number" w:semiHidden="1" w:unhideWhenUsed="1"/>
-    <w:lsdException w:name="endnote reference" w:semiHidden="1" w:unhideWhenUsed="1"/>
-    <w:lsdException w:name="endnote text" w:semiHidden="1" w:unhideWhenUsed="1"/>
-    <w:lsdException w:name="table of authorities" w:semiHidden="1" w:unhideWhenUsed="1"/>
-    <w:lsdException w:name="macro" w:semiHidden="1" w:unhideWhenUsed="1"/>
-    <w:lsdException w:name="toa heading" w:semiHidden="1" w:unhideWhenUsed="1"/>
-    <w:lsdException w:name="List" w:semiHidden="1" w:unhideWhenUsed="1"/>
-    <w:lsdException w:name="List Bullet" w:semiHidden="1" w:unhideWhenUsed="1"/>
-    <w:lsdException w:name="List Number" w:semiHidden="1" w:unhideWhenUsed="1"/>
-    <w:lsdException w:name="List 2" w:semiHidden="1" w:unhideWhenUsed="1"/>
-    <w:lsdException w:name="List 3" w:semiHidden="1" w:unhideWhenUsed="1"/>
-    <w:lsdException w:name="List 4" w:semiHidden="1" w:unhideWhenUsed="1"/>
-    <w:lsdException w:name="List 5" w:semiHidden="1" w:unhideWhenUsed="1"/>
-    <w:lsdException w:name="List Bullet 2" w:semiHidden="1" w:unhideWhenUsed="1"/>
-    <w:lsdException w:name="List Bullet 3" w:semiHidden="1" w:unhideWhenUsed="1"/>
-    <w:lsdException w:name="List Bullet 4" w:semiHidden="1" w:unhideWhenUsed="1"/>
-    <w:lsdException w:name="List Bullet 5" w:semiHidden="1" w:unhideWhenUsed="1"/>
-    <w:lsdException w:name="List Number 2" w:semiHidden="1" w:unhideWhenUsed="1"/>
-    <w:lsdException w:name="List Number 3" w:semiHidden="1" w:unhideWhenUsed="1"/>
-    <w:lsdException w:name="List Number 4" w:semiHidden="1" w:unhideWhenUsed="1"/>
-    <w:lsdException w:name="List Number 5" w:semiHidden="1" w:unhideWhenUsed="1"/>
-    <w:lsdException w:name="Title" w:uiPriority="10" w:qFormat="1"/>
-    <w:lsdException w:name="Closing" w:semiHidden="1" w:unhideWhenUsed="1"/>
-    <w:lsdException w:name="Signature" w:semiHidden="1" w:unhideWhenUsed="1"/>
-    <w:lsdException w:name="Default Paragraph Font" w:semiHidden="1" w:uiPriority="1" w:unhideWhenUsed="1"/>
-    <w:lsdException w:name="Body Text" w:semiHidden="1" w:unhideWhenUsed="1"/>
-    <w:lsdException w:name="Body Text Indent" w:semiHidden="1" w:unhideWhenUsed="1"/>
-    <w:lsdException w:name="List Continue" w:semiHidden="1" w:unhideWhenUsed="1"/>
-    <w:lsdException w:name="List Continue 2" w:semiHidden="1" w:unhideWhenUsed="1"/>
-    <w:lsdException w:name="List Continue 3" w:semiHidden="1" w:unhideWhenUsed="1"/>
-    <w:lsdException w:name="List Continue 4" w:semiHidden="1" w:unhideWhenUsed="1"/>
-    <w:lsdException w:name="List Continue 5" w:semiHidden="1" w:unhideWhenUsed="1"/>
-    <w:lsdException w:name="Message Header" w:semiHidden="1" w:unhideWhenUsed="1"/>
-    <w:lsdException w:name="Subtitle" w:uiPriority="11" w:qFormat="1"/>
-    <w:lsdException w:name="Salutation" w:semiHidden="1" w:unhideWhenUsed="1"/>
-    <w:lsdException w:name="Date" w:semiHidden="1" w:unhideWhenUsed="1"/>
-    <w:lsdException w:name="Body Text First Indent" w:semiHidden="1" w:unhideWhenUsed="1"/>
-    <w:lsdException w:name="Body Text First Indent 2" w:semiHidden="1" w:unhideWhenUsed="1"/>
-    <w:lsdException w:name="Note Heading" w:semiHidden="1" w:unhideWhenUsed="1"/>
-    <w:lsdException w:name="Body Text 2" w:semiHidden="1" w:unhideWhenUsed="1"/>
-    <w:lsdException w:name="Body Text 3" w:semiHidden="1" w:unhideWhenUsed="1"/>
-    <w:lsdException w:name="Body Text Indent 2" w:semiHidden="1" w:unhideWhenUsed="1"/>
-    <w:lsdException w:name="Body Text Indent 3" w:semiHidden="1" w:unhideWhenUsed="1"/>
-    <w:lsdException w:name="Block Text" w:semiHidden="1" w:unhideWhenUsed="1"/>
-    <w:lsdException w:name="Hyperlink" w:semiHidden="1" w:unhideWhenUsed="1"/>
-    <w:lsdException w:name="FollowedHyperlink" w:semiHidden="1" w:unhideWhenUsed="1"/>
-    <w:lsdException w:name="Strong" w:uiPriority="22" w:qFormat="1"/>
-    <w:lsdException w:name="Emphasis" w:uiPriority="20" w:qFormat="1"/>
-    <w:lsdException w:name="Document Map" w:semiHidden="1" w:unhideWhenUsed="1"/>
-    <w:lsdException w:name="Plain Text" w:semiHidden="1" w:unhideWhenUsed="1"/>
-    <w:lsdException w:name="E-mail Signature" w:semiHidden="1" w:unhideWhenUsed="1"/>
-    <w:lsdException w:name="HTML Top of Form" w:semiHidden="1" w:unhideWhenUsed="1"/>
-    <w:lsdException w:name="HTML Bottom of Form" w:semiHidden="1" w:unhideWhenUsed="1"/>
-    <w:lsdException w:name="Normal (Web)" w:semiHidden="1" w:unhideWhenUsed="1"/>
-    <w:lsdException w:name="HTML Acronym" w:semiHidden="1" w:unhideWhenUsed="1"/>
-    <w:lsdException w:name="HTML Address" w:semiHidden="1" w:unhideWhenUsed="1"/>
-    <w:lsdException w:name="HTML Cite" w:semiHidden="1" w:unhideWhenUsed="1"/>
-    <w:lsdException w:name="HTML Code" w:semiHidden="1" w:unhideWhenUsed="1"/>
-    <w:lsdException w:name="HTML Definition" w:semiHidden="1" w:unhideWhenUsed="1"/>
-    <w:lsdException w:name="HTML Keyboard" w:semiHidden="1" w:unhideWhenUsed="1"/>
-    <w:lsdException w:name="HTML Preformatted" w:semiHidden="1" w:unhideWhenUsed="1"/>
-    <w:lsdException w:name="HTML Sample" w:semiHidden="1" w:unhideWhenUsed="1"/>
-    <w:lsdException w:name="HTML Typewriter" w:semiHidden="1" w:unhideWhenUsed="1"/>
-    <w:lsdException w:name="HTML Variable" w:semiHidden="1" w:unhideWhenUsed="1"/>
-    <w:lsdException w:name="Normal Table" w:semiHidden="1" w:unhideWhenUsed="1"/>
-    <w:lsdException w:name="annotation subject" w:semiHidden="1" w:unhideWhenUsed="1"/>
-    <w:lsdException w:name="No List" w:semiHidden="1" w:unhideWhenUsed="1"/>
-    <w:lsdException w:name="Outline List 1" w:semiHidden="1" w:unhideWhenUsed="1"/>
-    <w:lsdException w:name="Outline List 2" w:semiHidden="1" w:unhideWhenUsed="1"/>
-    <w:lsdException w:name="Outline List 3" w:semiHidden="1" w:unhideWhenUsed="1"/>
-    <w:lsdException w:name="Table Simple 1" w:semiHidden="1" w:unhideWhenUsed="1"/>
-    <w:lsdException w:name="Table Simple 2" w:semiHidden="1" w:unhideWhenUsed="1"/>
-    <w:lsdException w:name="Table Simple 3" w:semiHidden="1" w:unhideWhenUsed="1"/>
-    <w:lsdException w:name="Table Classic 1" w:semiHidden="1" w:unhideWhenUsed="1"/>
-    <w:lsdException w:name="Table Classic 2" w:semiHidden="1" w:unhideWhenUsed="1"/>
-    <w:lsdException w:name="Table Classic 3" w:semiHidden="1" w:unhideWhenUsed="1"/>
-    <w:lsdException w:name="Table Classic 4" w:semiHidden="1" w:unhideWhenUsed="1"/>
-    <w:lsdException w:name="Table Colorful 1" w:semiHidden="1" w:unhideWhenUsed="1"/>
-    <w:lsdException w:name="Table Colorful 2" w:semiHidden="1" w:unhideWhenUsed="1"/>
-    <w:lsdException w:name="Table Colorful 3" w:semiHidden="1" w:unhideWhenUsed="1"/>
-    <w:lsdException w:name="Table Columns 1" w:semiHidden="1" w:unhideWhenUsed="1"/>
-    <w:lsdException w:name="Table Columns 2" w:semiHidden="1" w:unhideWhenUsed="1"/>
-    <w:lsdException w:name="Table Columns 3" w:semiHidden="1" w:unhideWhenUsed="1"/>
-    <w:lsdException w:name="Table Columns 4" w:semiHidden="1" w:unhideWhenUsed="1"/>
-    <w:lsdException w:name="Table Columns 5" w:semiHidden="1" w:unhideWhenUsed="1"/>
-    <w:lsdException w:name="Table Grid 1" w:semiHidden="1" w:unhideWhenUsed="1"/>
-    <w:lsdException w:name="Table Grid 2" w:semiHidden="1" w:unhideWhenUsed="1"/>
-    <w:lsdException w:name="Table Grid 3" w:semiHidden="1" w:unhideWhenUsed="1"/>
-    <w:lsdException w:name="Table Grid 4" w:semiHidden="1" w:unhideWhenUsed="1"/>
-    <w:lsdException w:name="Table Grid 5" w:semiHidden="1" w:unhideWhenUsed="1"/>
-    <w:lsdException w:name="Table Grid 6" w:semiHidden="1" w:unhideWhenUsed="1"/>
-    <w:lsdException w:name="Table Grid 7" w:semiHidden="1" w:unhideWhenUsed="1"/>
-    <w:lsdException w:name="Table Grid 8" w:semiHidden="1" w:unhideWhenUsed="1"/>
-    <w:lsdException w:name="Table List 1" w:semiHidden="1" w:unhideWhenUsed="1"/>
-    <w:lsdException w:name="Table List 2" w:semiHidden="1" w:unhideWhenUsed="1"/>
-    <w:lsdException w:name="Table List 3" w:semiHidden="1" w:unhideWhenUsed="1"/>
-    <w:lsdException w:name="Table List 4" w:semiHidden="1" w:unhideWhenUsed="1"/>
-    <w:lsdException w:name="Table List 5" w:semiHidden="1" w:unhideWhenUsed="1"/>
-    <w:lsdException w:name="Table List 6" w:semiHidden="1" w:unhideWhenUsed="1"/>
-    <w:lsdException w:name="Table List 7" w:semiHidden="1" w:unhideWhenUsed="1"/>
-    <w:lsdException w:name="Table List 8" w:semiHidden="1" w:unhideWhenUsed="1"/>
-    <w:lsdException w:name="Table 3D effects 1" w:semiHidden="1" w:unhideWhenUsed="1"/>
-    <w:lsdException w:name="Table 3D effects 2" w:semiHidden="1" w:unhideWhenUsed="1"/>
-    <w:lsdException w:name="Table 3D effects 3" w:semiHidden="1" w:unhideWhenUsed="1"/>
-    <w:lsdException w:name="Table Contemporary" w:semiHidden="1" w:unhideWhenUsed="1"/>
-    <w:lsdException w:name="Table Elegant" w:semiHidden="1" w:unhideWhenUsed="1"/>
-    <w:lsdException w:name="Table Professional" w:semiHidden="1" w:unhideWhenUsed="1"/>
-    <w:lsdException w:name="Table Subtle 1" w:semiHidden="1" w:unhideWhenUsed="1"/>
-    <w:lsdException w:name="Table Subtle 2" w:semiHidden="1" w:unhideWhenUsed="1"/>
-    <w:lsdException w:name="Table Web 1" w:semiHidden="1" w:unhideWhenUsed="1"/>
-    <w:lsdException w:name="Table Web 2" w:semiHidden="1" w:unhideWhenUsed="1"/>
-    <w:lsdException w:name="Table Web 3" w:semiHidden="1" w:unhideWhenUsed="1"/>
-    <w:lsdException w:name="Balloon Text" w:semiHidden="1" w:unhideWhenUsed="1"/>
-    <w:lsdException w:name="Table Grid" w:uiPriority="39"/>
-    <w:lsdException w:name="Table Theme" w:semiHidden="1" w:unhideWhenUsed="1"/>
-    <w:lsdException w:name="Placeholder Text" w:semiHidden="1"/>
-    <w:lsdException w:name="No Spacing" w:uiPriority="1" w:qFormat="1"/>
-    <w:lsdException w:name="Light Shading" w:uiPriority="60"/>
-    <w:lsdException w:name="Light List" w:uiPriority="61"/>
-    <w:lsdException w:name="Light Grid" w:uiPriority="62"/>
-    <w:lsdException w:name="Medium Shading 1" w:uiPriority="63"/>
-    <w:lsdException w:name="Medium Shading 2" w:uiPriority="64"/>
-    <w:lsdException w:name="Medium List 1" w:uiPriority="65"/>
-    <w:lsdException w:name="Medium List 2" w:uiPriority="66"/>
-    <w:lsdException w:name="Medium Grid 1" w:uiPriority="67"/>
-    <w:lsdException w:name="Medium Grid 2" w:uiPriority="68"/>
-    <w:lsdException w:name="Medium Grid 3" w:uiPriority="69"/>
-    <w:lsdException w:name="Dark List" w:uiPriority="70"/>
-    <w:lsdException w:name="Colorful Shading" w:uiPriority="71"/>
-    <w:lsdException w:name="Colorful List" w:uiPriority="72"/>
-    <w:lsdException w:name="Colorful Grid" w:uiPriority="73"/>
-    <w:lsdException w:name="Light Shading Accent 1" w:uiPriority="60"/>
-    <w:lsdException w:name="Light List Accent 1" w:uiPriority="61"/>
-    <w:lsdException w:name="Light Grid Accent 1" w:uiPriority="62"/>
-    <w:lsdException w:name="Medium Shading 1 Accent 1" w:uiPriority="63"/>
-    <w:lsdException w:name="Medium Shading 2 Accent 1" w:uiPriority="64"/>
-    <w:lsdException w:name="Medium List 1 Accent 1" w:uiPriority="65"/>
-    <w:lsdException w:name="Revision" w:semiHidden="1"/>
-    <w:lsdException w:name="List Paragraph" w:uiPriority="34" w:qFormat="1"/>
-    <w:lsdException w:name="Quote" w:uiPriority="29" w:qFormat="1"/>
-    <w:lsdException w:name="Intense Quote" w:uiPriority="30" w:qFormat="1"/>
-    <w:lsdException w:name="Medium List 2 Accent 1" w:uiPriority="66"/>
-    <w:lsdException w:name="Medium Grid 1 Accent 1" w:uiPriority="67"/>
-    <w:lsdException w:name="Medium Grid 2 Accent 1" w:uiPriority="68"/>
-    <w:lsdException w:name="Medium Grid 3 Accent 1" w:uiPriority="69"/>
-    <w:lsdException w:name="Dark List Accent 1" w:uiPriority="70"/>
-    <w:lsdException w:name="Colorful Shading Accent 1" w:uiPriority="71"/>
-    <w:lsdException w:name="Colorful List Accent 1" w:uiPriority="72"/>
-    <w:lsdException w:name="Colorful Grid Accent 1" w:uiPriority="73"/>
-    <w:lsdException w:name="Light Shading Accent 2" w:uiPriority="60"/>
-    <w:lsdException w:name="Light List Accent 2" w:uiPriority="61"/>
-    <w:lsdException w:name="Light Grid Accent 2" w:uiPriority="62"/>
-    <w:lsdException w:name="Medium Shading 1 Accent 2" w:uiPriority="63"/>
-    <w:lsdException w:name="Medium Shading 2 Accent 2" w:uiPriority="64"/>
-    <w:lsdException w:name="Medium List 1 Accent 2" w:uiPriority="65"/>
-    <w:lsdException w:name="Medium List 2 Accent 2" w:uiPriority="66"/>
-    <w:lsdException w:name="Medium Grid 1 Accent 2" w:uiPriority="67"/>
-    <w:lsdException w:name="Medium Grid 2 Accent 2" w:uiPriority="68"/>
-    <w:lsdException w:name="Medium Grid 3 Accent 2" w:uiPriority="69"/>
-    <w:lsdException w:name="Dark List Accent 2" w:uiPriority="70"/>
-    <w:lsdException w:name="Colorful Shading Accent 2" w:uiPriority="71"/>
-    <w:lsdException w:name="Colorful List Accent 2" w:uiPriority="72"/>
-    <w:lsdException w:name="Colorful Grid Accent 2" w:uiPriority="73"/>
-    <w:lsdException w:name="Light Shading Accent 3" w:uiPriority="60"/>
-    <w:lsdException w:name="Light List Accent 3" w:uiPriority="61"/>
-    <w:lsdException w:name="Light Grid Accent 3" w:uiPriority="62"/>
-    <w:lsdException w:name="Medium Shading 1 Accent 3" w:uiPriority="63"/>
-    <w:lsdException w:name="Medium Shading 2 Accent 3" w:uiPriority="64"/>
-    <w:lsdException w:name="Medium List 1 Accent 3" w:uiPriority="65"/>
-    <w:lsdException w:name="Medium List 2 Accent 3" w:uiPriority="66"/>
-    <w:lsdException w:name="Medium Grid 1 Accent 3" w:uiPriority="67"/>
-    <w:lsdException w:name="Medium Grid 2 Accent 3" w:uiPriority="68"/>
-    <w:lsdException w:name="Medium Grid 3 Accent 3" w:uiPriority="69"/>
-    <w:lsdException w:name="Dark List Accent 3" w:uiPriority="70"/>
-    <w:lsdException w:name="Colorful Shading Accent 3" w:uiPriority="71"/>
-    <w:lsdException w:name="Colorful List Accent 3" w:uiPriority="72"/>
-    <w:lsdException w:name="Colorful Grid Accent 3" w:uiPriority="73"/>
-    <w:lsdException w:name="Light Shading Accent 4" w:uiPriority="60"/>
-    <w:lsdException w:name="Light List Accent 4" w:uiPriority="61"/>
-    <w:lsdException w:name="Light Grid Accent 4" w:uiPriority="62"/>
-    <w:lsdException w:name="Medium Shading 1 Accent 4" w:uiPriority="63"/>
-    <w:lsdException w:name="Medium Shading 2 Accent 4" w:uiPriority="64"/>
-    <w:lsdException w:name="Medium List 1 Accent 4" w:uiPriority="65"/>
-    <w:lsdException w:name="Medium List 2 Accent 4" w:uiPriority="66"/>
-    <w:lsdException w:name="Medium Grid 1 Accent 4" w:uiPriority="67"/>
-    <w:lsdException w:name="Medium Grid 2 Accent 4" w:uiPriority="68"/>
-    <w:lsdException w:name="Medium Grid 3 Accent 4" w:uiPriority="69"/>
-    <w:lsdException w:name="Dark List Accent 4" w:uiPriority="70"/>
-    <w:lsdException w:name="Colorful Shading Accent 4" w:uiPriority="71"/>
-    <w:lsdException w:name="Colorful List Accent 4" w:uiPriority="72"/>
-    <w:lsdException w:name="Colorful Grid Accent 4" w:uiPriority="73"/>
-    <w:lsdException w:name="Light Shading Accent 5" w:uiPriority="60"/>
-    <w:lsdException w:name="Light List Accent 5" w:uiPriority="61"/>
-    <w:lsdException w:name="Light Grid Accent 5" w:uiPriority="62"/>
-    <w:lsdException w:name="Medium Shading 1 Accent 5" w:uiPriority="63"/>
-    <w:lsdException w:name="Medium Shading 2 Accent 5" w:uiPriority="64"/>
-    <w:lsdException w:name="Medium List 1 Accent 5" w:uiPriority="65"/>
-    <w:lsdException w:name="Medium List 2 Accent 5" w:uiPriority="66"/>
-    <w:lsdException w:name="Medium Grid 1 Accent 5" w:uiPriority="67"/>
-    <w:lsdException w:name="Medium Grid 2 Accent 5" w:uiPriority="68"/>
-    <w:lsdException w:name="Medium Grid 3 Accent 5" w:uiPriority="69"/>
-    <w:lsdException w:name="Dark List Accent 5" w:uiPriority="70"/>
-    <w:lsdException w:name="Colorful Shading Accent 5" w:uiPriority="71"/>
-    <w:lsdException w:name="Colorful List Accent 5" w:uiPriority="72"/>
-    <w:lsdException w:name="Colorful Grid Accent 5" w:uiPriority="73"/>
-    <w:lsdException w:name="Light Shading Accent 6" w:uiPriority="60"/>
-    <w:lsdException w:name="Light List Accent 6" w:uiPriority="61"/>
-    <w:lsdException w:name="Light Grid Accent 6" w:uiPriority="62"/>
-    <w:lsdException w:name="Medium Shading 1 Accent 6" w:uiPriority="63"/>
-    <w:lsdException w:name="Medium Shading 2 Accent 6" w:uiPriority="64"/>
-    <w:lsdException w:name="Medium List 1 Accent 6" w:uiPriority="65"/>
-    <w:lsdException w:name="Medium List 2 Accent 6" w:uiPriority="66"/>
-    <w:lsdException w:name="Medium Grid 1 Accent 6" w:uiPriority="67"/>
-    <w:lsdException w:name="Medium Grid 2 Accent 6" w:uiPriority="68"/>
-    <w:lsdException w:name="Medium Grid 3 Accent 6" w:uiPriority="69"/>
-    <w:lsdException w:name="Dark List Accent 6" w:uiPriority="70"/>
-    <w:lsdException w:name="Colorful Shading Accent 6" w:uiPriority="71"/>
-    <w:lsdException w:name="Colorful List Accent 6" w:uiPriority="72"/>
-    <w:lsdException w:name="Colorful Grid Accent 6" w:uiPriority="73"/>
-    <w:lsdException w:name="Subtle Emphasis" w:uiPriority="19" w:qFormat="1"/>
-    <w:lsdException w:name="Intense Emphasis" w:uiPriority="21" w:qFormat="1"/>
-    <w:lsdException w:name="Subtle Reference" w:uiPriority="31" w:qFormat="1"/>
-    <w:lsdException w:name="Intense Reference" w:uiPriority="32" w:qFormat="1"/>
-    <w:lsdException w:name="Book Title" w:uiPriority="33" w:qFormat="1"/>
-    <w:lsdException w:name="Bibliography" w:semiHidden="1" w:uiPriority="37" w:unhideWhenUsed="1"/>
-    <w:lsdException w:name="TOC Heading" w:semiHidden="1" w:uiPriority="39" w:unhideWhenUsed="1" w:qFormat="1"/>
-    <w:lsdException w:name="Plain Table 1" w:uiPriority="41"/>
-    <w:lsdException w:name="Plain Table 2" w:uiPriority="42"/>
-    <w:lsdException w:name="Plain Table 3" w:uiPriority="43"/>
-    <w:lsdException w:name="Plain Table 4" w:uiPriority="44"/>
-    <w:lsdException w:name="Plain Table 5" w:uiPriority="45"/>
-    <w:lsdException w:name="Grid Table Light" w:uiPriority="40"/>
-    <w:lsdException w:name="Grid Table 1 Light" w:uiPriority="46"/>
-    <w:lsdException w:name="Grid Table 2" w:uiPriority="47"/>
-    <w:lsdException w:name="Grid Table 3" w:uiPriority="48"/>
-    <w:lsdException w:name="Grid Table 4" w:uiPriority="49"/>
-    <w:lsdException w:name="Grid Table 5 Dark" w:uiPriority="50"/>
-    <w:lsdException w:name="Grid Table 6 Colorful" w:uiPriority="51"/>
-    <w:lsdException w:name="Grid Table 7 Colorful" w:uiPriority="52"/>
-    <w:lsdException w:name="Grid Table 1 Light Accent 1" w:uiPriority="46"/>
-    <w:lsdException w:name="Grid Table 2 Accent 1" w:uiPriority="47"/>
-    <w:lsdException w:name="Grid Table 3 Accent 1" w:uiPriority="48"/>
-    <w:lsdException w:name="Grid Table 4 Accent 1" w:uiPriority="49"/>
-    <w:lsdException w:name="Grid Table 5 Dark Accent 1" w:uiPriority="50"/>
-    <w:lsdException w:name="Grid Table 6 Colorful Accent 1" w:uiPriority="51"/>
-    <w:lsdException w:name="Grid Table 7 Colorful Accent 1" w:uiPriority="52"/>
-    <w:lsdException w:name="Grid Table 1 Light Accent 2" w:uiPriority="46"/>
-    <w:lsdException w:name="Grid Table 2 Accent 2" w:uiPriority="47"/>
-    <w:lsdException w:name="Grid Table 3 Accent 2" w:uiPriority="48"/>
-    <w:lsdException w:name="Grid Table 4 Accent 2" w:uiPriority="49"/>
-    <w:lsdException w:name="Grid Table 5 Dark Accent 2" w:uiPriority="50"/>
-    <w:lsdException w:name="Grid Table 6 Colorful Accent 2" w:uiPriority="51"/>
-    <w:lsdException w:name="Grid Table 7 Colorful Accent 2" w:uiPriority="52"/>
-    <w:lsdException w:name="Grid Table 1 Light Accent 3" w:uiPriority="46"/>
-    <w:lsdException w:name="Grid Table 2 Accent 3" w:uiPriority="47"/>
-    <w:lsdException w:name="Grid Table 3 Accent 3" w:uiPriority="48"/>
-    <w:lsdException w:name="Grid Table 4 Accent 3" w:uiPriority="49"/>
-    <w:lsdException w:name="Grid Table 5 Dark Accent 3" w:uiPriority="50"/>
-    <w:lsdException w:name="Grid Table 6 Colorful Accent 3" w:uiPriority="51"/>
-    <w:lsdException w:name="Grid Table 7 Colorful Accent 3" w:uiPriority="52"/>
-    <w:lsdException w:name="Grid Table 1 Light Accent 4" w:uiPriority="46"/>
-    <w:lsdException w:name="Grid Table 2 Accent 4" w:uiPriority="47"/>
-    <w:lsdException w:name="Grid Table 3 Accent 4" w:uiPriority="48"/>
-    <w:lsdException w:name="Grid Table 4 Accent 4" w:uiPriority="49"/>
-    <w:lsdException w:name="Grid Table 5 Dark Accent 4" w:uiPriority="50"/>
-    <w:lsdException w:name="Grid Table 6 Colorful Accent 4" w:uiPriority="51"/>
-    <w:lsdException w:name="Grid Table 7 Colorful Accent 4" w:uiPriority="52"/>
-    <w:lsdException w:name="Grid Table 1 Light Accent 5" w:uiPriority="46"/>
-    <w:lsdException w:name="Grid Table 2 Accent 5" w:uiPriority="47"/>
-    <w:lsdException w:name="Grid Table 3 Accent 5" w:uiPriority="48"/>
-    <w:lsdException w:name="Grid Table 4 Accent 5" w:uiPriority="49"/>
-    <w:lsdException w:name="Grid Table 5 Dark Accent 5" w:uiPriority="50"/>
-    <w:lsdException w:name="Grid Table 6 Colorful Accent 5" w:uiPriority="51"/>
-    <w:lsdException w:name="Grid Table 7 Colorful Accent 5" w:uiPriority="52"/>
-    <w:lsdException w:name="Grid Table 1 Light Accent 6" w:uiPriority="46"/>
-    <w:lsdException w:name="Grid Table 2 Accent 6" w:uiPriority="47"/>
-    <w:lsdException w:name="Grid Table 3 Accent 6" w:uiPriority="48"/>
-    <w:lsdException w:name="Grid Table 4 Accent 6" w:uiPriority="49"/>
-    <w:lsdException w:name="Grid Table 5 Dark Accent 6" w:uiPriority="50"/>
-    <w:lsdException w:name="Grid Table 6 Colorful Accent 6" w:uiPriority="51"/>
-    <w:lsdException w:name="Grid Table 7 Colorful Accent 6" w:uiPriority="52"/>
-    <w:lsdException w:name="List Table 1 Light" w:uiPriority="46"/>
-    <w:lsdException w:name="List Table 2" w:uiPriority="47"/>
-    <w:lsdException w:name="List Table 3" w:uiPriority="48"/>
-    <w:lsdException w:name="List Table 4" w:uiPriority="49"/>
-    <w:lsdException w:name="List Table 5 Dark" w:uiPriority="50"/>
-    <w:lsdException w:name="List Table 6 Colorful" w:uiPriority="51"/>
-    <w:lsdException w:name="List Table 7 Colorful" w:uiPriority="52"/>
-    <w:lsdException w:name="List Table 1 Light Accent 1" w:uiPriority="46"/>
-    <w:lsdException w:name="List Table 2 Accent 1" w:uiPriority="47"/>
-    <w:lsdException w:name="List Table 3 Accent 1" w:uiPriority="48"/>
-    <w:lsdException w:name="List Table 4 Accent 1" w:uiPriority="49"/>
-    <w:lsdException w:name="List Table 5 Dark Accent 1" w:uiPriority="50"/>
-    <w:lsdException w:name="List Table 6 Colorful Accent 1" w:uiPriority="51"/>
-    <w:lsdException w:name="List Table 7 Colorful Accent 1" w:uiPriority="52"/>
-    <w:lsdException w:name="List Table 1 Light Accent 2" w:uiPriority="46"/>
-    <w:lsdException w:name="List Table 2 Accent 2" w:uiPriority="47"/>
-    <w:lsdException w:name="List Table 3 Accent 2" w:uiPriority="48"/>
-    <w:lsdException w:name="List Table 4 Accent 2" w:uiPriority="49"/>
-    <w:lsdException w:name="List Table 5 Dark Accent 2" w:uiPriority="50"/>
-    <w:lsdException w:name="List Table 6 Colorful Accent 2" w:uiPriority="51"/>
-    <w:lsdException w:name="List Table 7 Colorful Accent 2" w:uiPriority="52"/>
-    <w:lsdException w:name="List Table 1 Light Accent 3" w:uiPriority="46"/>
-    <w:lsdException w:name="List Table 2 Accent 3" w:uiPriority="47"/>
-    <w:lsdException w:name="List Table 3 Accent 3" w:uiPriority="48"/>
-    <w:lsdException w:name="List Table 4 Accent 3" w:uiPriority="49"/>
-    <w:lsdException w:name="List Table 5 Dark Accent 3" w:uiPriority="50"/>
-    <w:lsdException w:name="List Table 6 Colorful Accent 3" w:uiPriority="51"/>
-    <w:lsdException w:name="List Table 7 Colorful Accent 3" w:uiPriority="52"/>
-    <w:lsdException w:name="List Table 1 Light Accent 4" w:uiPriority="46"/>
-    <w:lsdException w:name="List Table 2 Accent 4" w:uiPriority="47"/>
-    <w:lsdException w:name="List Table 3 Accent 4" w:uiPriority="48"/>
-    <w:lsdException w:name="List Table 4 Accent 4" w:uiPriority="49"/>
-    <w:lsdException w:name="List Table 5 Dark Accent 4" w:uiPriority="50"/>
-    <w:lsdException w:name="List Table 6 Colorful Accent 4" w:uiPriority="51"/>
-    <w:lsdException w:name="List Table 7 Colorful Accent 4" w:uiPriority="52"/>
-    <w:lsdException w:name="List Table 1 Light Accent 5" w:uiPriority="46"/>
-    <w:lsdException w:name="List Table 2 Accent 5" w:uiPriority="47"/>
-    <w:lsdException w:name="List Table 3 Accent 5" w:uiPriority="48"/>
-    <w:lsdException w:name="List Table 4 Accent 5" w:uiPriority="49"/>
-    <w:lsdException w:name="List Table 5 Dark Accent 5" w:uiPriority="50"/>
-    <w:lsdException w:name="List Table 6 Colorful Accent 5" w:uiPriority="51"/>
-    <w:lsdException w:name="List Table 7 Colorful Accent 5" w:uiPriority="52"/>
-    <w:lsdException w:name="List Table 1 Light Accent 6" w:uiPriority="46"/>
-    <w:lsdException w:name="List Table 2 Accent 6" w:uiPriority="47"/>
-    <w:lsdException w:name="List Table 3 Accent 6" w:uiPriority="48"/>
-    <w:lsdException w:name="List Table 4 Accent 6" w:uiPriority="49"/>
-    <w:lsdException w:name="List Table 5 Dark Accent 6" w:uiPriority="50"/>
-    <w:lsdException w:name="List Table 6 Colorful Accent 6" w:uiPriority="51"/>
-    <w:lsdException w:name="List Table 7 Colorful Accent 6" w:uiPriority="52"/>
-  </w:latentStyles>
-  <w:style w:type="paragraph" w:default="1" w:styleId="Normal">
-    <w:name w:val="Normal"/>
-    <w:qFormat/>
-  </w:style>
-  <w:style w:type="character" w:default="1" w:styleId="Fuentedeprrafopredeter">
-    <w:name w:val="Default Paragraph Font"/>
-    <w:uiPriority w:val="1"/>
-    <w:semiHidden/>
-    <w:unhideWhenUsed/>
-  </w:style>
-  <w:style w:type="table" w:default="1" w:styleId="Tablanormal">
-    <w:name w:val="Normal Table"/>
-    <w:uiPriority w:val="99"/>
-    <w:semiHidden/>
-    <w:unhideWhenUsed/>
-    <w:tblPr>
-      <w:tblInd w:w="0" w:type="dxa"/>
-      <w:tblCellMar>
-        <w:top w:w="0" w:type="dxa"/>
-        <w:left w:w="108" w:type="dxa"/>
-        <w:bottom w:w="0" w:type="dxa"/>
-        <w:right w:w="108" w:type="dxa"/>
-      </w:tblCellMar>
-    </w:tblPr>
-  </w:style>
-  <w:style w:type="numbering" w:default="1" w:styleId="Sinlista">
-    <w:name w:val="No List"/>
-    <w:uiPriority w:val="99"/>
-    <w:semiHidden/>
-    <w:unhideWhenUsed/>
-  </w:style>
-</w:styles>
-</file>
-
-<file path=word/glossary/webSettings.xml><?xml version="1.0" encoding="utf-8"?>
-<w:webSettings xmlns:mc="http://schemas.openxmlformats.org/markup-compatibility/2006" xmlns:r="http://schemas.openxmlformats.org/officeDocument/2006/relationships" xmlns:w="http://schemas.openxmlformats.org/wordprocessingml/2006/main" xmlns:w14="http://schemas.microsoft.com/office/word/2010/wordml" xmlns:w15="http://schemas.microsoft.com/office/word/2012/wordml" xmlns:w16se="http://schemas.microsoft.com/office/word/2015/wordml/symex" mc:Ignorable="w14 w15 w16se"/>
 </file>
 
 <file path=word/theme/theme1.xml><?xml version="1.0" encoding="utf-8"?>
@@ -9000,6 +8609,12 @@
 </file>
 
 <file path=customXml/item1.xml><?xml version="1.0" encoding="utf-8"?>
+<p:properties xmlns:p="http://schemas.microsoft.com/office/2006/metadata/properties" xmlns:xsi="http://www.w3.org/2001/XMLSchema-instance" xmlns:pc="http://schemas.microsoft.com/office/infopath/2007/PartnerControls">
+  <documentManagement/>
+</p:properties>
+</file>
+
+<file path=customXml/item2.xml><?xml version="1.0" encoding="utf-8"?>
 <ct:contentTypeSchema xmlns:ct="http://schemas.microsoft.com/office/2006/metadata/contentType" xmlns:ma="http://schemas.microsoft.com/office/2006/metadata/properties/metaAttributes" ct:_="" ma:_="" ma:contentTypeName="Documento" ma:contentTypeID="0x010100E96778489EE7714D8BD12CC105EB918B" ma:contentTypeVersion="2" ma:contentTypeDescription="Crear nuevo documento." ma:contentTypeScope="" ma:versionID="416c5c7ae9b5d54d83875cd3c65194e3">
   <xsd:schema xmlns:xsd="http://www.w3.org/2001/XMLSchema" xmlns:xs="http://www.w3.org/2001/XMLSchema" xmlns:p="http://schemas.microsoft.com/office/2006/metadata/properties" xmlns:ns2="126e8a1c-9ea9-435a-ac89-d06c80d62e30" targetNamespace="http://schemas.microsoft.com/office/2006/metadata/properties" ma:root="true" ma:fieldsID="70a237c842677bd850644f8595079f5e" ns2:_="">
     <xsd:import namespace="126e8a1c-9ea9-435a-ac89-d06c80d62e30"/>
@@ -9131,13 +8746,11 @@
 </ct:contentTypeSchema>
 </file>
 
-<file path=customXml/item2.xml><?xml version="1.0" encoding="utf-8"?>
-<p:properties xmlns:p="http://schemas.microsoft.com/office/2006/metadata/properties" xmlns:xsi="http://www.w3.org/2001/XMLSchema-instance" xmlns:pc="http://schemas.microsoft.com/office/infopath/2007/PartnerControls">
-  <documentManagement/>
-</p:properties>
+<file path=customXml/item3.xml><?xml version="1.0" encoding="utf-8"?>
+<b:Sources xmlns:b="http://schemas.openxmlformats.org/officeDocument/2006/bibliography" xmlns="http://schemas.openxmlformats.org/officeDocument/2006/bibliography" SelectedStyle="\APASixthEditionOfficeOnline.xsl" StyleName="APA" Version="6"/>
 </file>
 
-<file path=customXml/item3.xml><?xml version="1.0" encoding="utf-8"?>
+<file path=customXml/item4.xml><?xml version="1.0" encoding="utf-8"?>
 <?mso-contentType ?>
 <FormTemplates xmlns="http://schemas.microsoft.com/sharepoint/v3/contenttype/forms">
   <Display>DocumentLibraryForm</Display>
@@ -9146,11 +8759,16 @@
 </FormTemplates>
 </file>
 
-<file path=customXml/item4.xml><?xml version="1.0" encoding="utf-8"?>
-<b:Sources xmlns:b="http://schemas.openxmlformats.org/officeDocument/2006/bibliography" xmlns="http://schemas.openxmlformats.org/officeDocument/2006/bibliography" SelectedStyle="\APASixthEditionOfficeOnline.xsl" StyleName="APA" Version="6"/>
+<file path=customXml/itemProps1.xml><?xml version="1.0" encoding="utf-8"?>
+<ds:datastoreItem xmlns:ds="http://schemas.openxmlformats.org/officeDocument/2006/customXml" ds:itemID="{5F1783E3-BA1C-4CA3-8E32-C9B378BBED03}">
+  <ds:schemaRefs>
+    <ds:schemaRef ds:uri="http://schemas.microsoft.com/office/2006/metadata/properties"/>
+    <ds:schemaRef ds:uri="http://schemas.microsoft.com/office/infopath/2007/PartnerControls"/>
+  </ds:schemaRefs>
+</ds:datastoreItem>
 </file>
 
-<file path=customXml/itemProps1.xml><?xml version="1.0" encoding="utf-8"?>
+<file path=customXml/itemProps2.xml><?xml version="1.0" encoding="utf-8"?>
 <ds:datastoreItem xmlns:ds="http://schemas.openxmlformats.org/officeDocument/2006/customXml" ds:itemID="{DF0582E6-0C2C-40A6-8E3D-E410E41021C1}">
   <ds:schemaRefs>
     <ds:schemaRef ds:uri="http://schemas.microsoft.com/office/2006/metadata/contentType"/>
@@ -9168,34 +8786,18 @@
 </ds:datastoreItem>
 </file>
 
-<file path=customXml/itemProps2.xml><?xml version="1.0" encoding="utf-8"?>
-<ds:datastoreItem xmlns:ds="http://schemas.openxmlformats.org/officeDocument/2006/customXml" ds:itemID="{5F1783E3-BA1C-4CA3-8E32-C9B378BBED03}">
+<file path=customXml/itemProps3.xml><?xml version="1.0" encoding="utf-8"?>
+<ds:datastoreItem xmlns:ds="http://schemas.openxmlformats.org/officeDocument/2006/customXml" ds:itemID="{FBD61725-A60E-40F3-AB5D-0E7F797DD77D}">
   <ds:schemaRefs>
-    <ds:schemaRef ds:uri="http://schemas.openxmlformats.org/package/2006/metadata/core-properties"/>
-    <ds:schemaRef ds:uri="http://schemas.microsoft.com/office/infopath/2007/PartnerControls"/>
-    <ds:schemaRef ds:uri="http://purl.org/dc/elements/1.1/"/>
-    <ds:schemaRef ds:uri="http://schemas.microsoft.com/office/2006/documentManagement/types"/>
-    <ds:schemaRef ds:uri="http://schemas.microsoft.com/office/2006/metadata/properties"/>
-    <ds:schemaRef ds:uri="126e8a1c-9ea9-435a-ac89-d06c80d62e30"/>
-    <ds:schemaRef ds:uri="http://purl.org/dc/terms/"/>
-    <ds:schemaRef ds:uri="http://purl.org/dc/dcmitype/"/>
-    <ds:schemaRef ds:uri="http://www.w3.org/XML/1998/namespace"/>
+    <ds:schemaRef ds:uri="http://schemas.openxmlformats.org/officeDocument/2006/bibliography"/>
   </ds:schemaRefs>
 </ds:datastoreItem>
 </file>
 
-<file path=customXml/itemProps3.xml><?xml version="1.0" encoding="utf-8"?>
+<file path=customXml/itemProps4.xml><?xml version="1.0" encoding="utf-8"?>
 <ds:datastoreItem xmlns:ds="http://schemas.openxmlformats.org/officeDocument/2006/customXml" ds:itemID="{DABAA964-10BA-4DBC-ABF2-CDEAC0FAF7AA}">
   <ds:schemaRefs>
     <ds:schemaRef ds:uri="http://schemas.microsoft.com/sharepoint/v3/contenttype/forms"/>
   </ds:schemaRefs>
 </ds:datastoreItem>
-</file>
-
-<file path=customXml/itemProps4.xml><?xml version="1.0" encoding="utf-8"?>
-<ds:datastoreItem xmlns:ds="http://schemas.openxmlformats.org/officeDocument/2006/customXml" ds:itemID="{FBD61725-A60E-40F3-AB5D-0E7F797DD77D}">
-  <ds:schemaRefs>
-    <ds:schemaRef ds:uri="http://schemas.openxmlformats.org/officeDocument/2006/bibliography"/>
-  </ds:schemaRefs>
-</ds:datastoreItem>
 </file>